--- a/rtss-pre1917/work-inner-migration.docx
+++ b/rtss-pre1917/work-inner-migration.docx
@@ -42,13 +42,143 @@
         <w:rPr>
           <w:lang w:val="ru-RU"/>
         </w:rPr>
-        <w:t xml:space="preserve">, без сомнения, не охватывают движения в полном исчерпывающем объеме. Не говоря о том, что многие из проходящих в Сибирь могли и могут миновать отмеченные пункты, некоторые ускользают от регистрации и в самом Челябинске. </w:t>
-      </w:r>
-      <w:r>
-        <w:rPr>
-          <w:lang w:val="ru-RU"/>
-        </w:rPr>
-        <w:t>Процент</w:t>
+        <w:t>, без сомнения, не охватывают движения в полном исчерпывающем объеме. Не говоря о том, что многие из проходящих в Сибирь могли и могут миновать отмеченные пункты, некоторые ускользают от регистрации и в самом Челябинске. Процент последних, впрочем, едва ли значителен в</w:t>
+      </w:r>
+      <w:r>
+        <w:rPr>
+          <w:lang w:val="ru-RU"/>
+        </w:rPr>
+        <w:t>в</w:t>
+      </w:r>
+      <w:r>
+        <w:rPr>
+          <w:lang w:val="ru-RU"/>
+        </w:rPr>
+        <w:t xml:space="preserve"> виду того, что большинство переселенцев материально заинтересовано в регистрации, считая ее связанной с правами на получение ссуд и пособий и зачисление долей на участках в Сибири</w:t>
+      </w:r>
+      <w:r>
+        <w:rPr>
+          <w:lang w:val="ru-RU"/>
+        </w:rPr>
+        <w:t>»</w:t>
+      </w:r>
+      <w:r>
+        <w:rPr>
+          <w:lang w:val="ru-RU"/>
+        </w:rPr>
+        <w:t>.</w:t>
+      </w:r>
+      <w:r>
+        <w:rPr>
+          <w:rStyle w:val="FootnoteReference"/>
+          <w:lang w:val="ru-RU"/>
+        </w:rPr>
+        <w:footnoteReference w:id="1"/>
+      </w:r>
+    </w:p>
+    <w:p>
+      <w:pPr>
+        <w:rPr>
+          <w:lang w:val="ru-RU"/>
+        </w:rPr>
+      </w:pPr>
+      <w:r>
+        <w:rPr>
+          <w:lang w:val="ru-RU"/>
+        </w:rPr>
+        <w:t>Для периода до 1896 года данные становятся отрывочными. Наилучшим источником является исследование Ставровского и Алексеева «Переселение в Сибирь» (1906),</w:t>
+      </w:r>
+      <w:r>
+        <w:rPr>
+          <w:rStyle w:val="FootnoteReference"/>
+          <w:lang w:val="ru-RU"/>
+        </w:rPr>
+        <w:footnoteReference w:id="2"/>
+      </w:r>
+      <w:r>
+        <w:rPr>
+          <w:lang w:val="ru-RU"/>
+        </w:rPr>
+        <w:t xml:space="preserve"> с дополнениями из Ежегодника ЦСК </w:t>
+      </w:r>
+      <w:r>
+        <w:rPr>
+          <w:lang w:val="ru-RU"/>
+        </w:rPr>
+        <w:t>1907:</w:t>
+      </w:r>
+      <w:r>
+        <w:t>XXV</w:t>
+      </w:r>
+      <w:r>
+        <w:rPr>
+          <w:lang w:val="ru-RU"/>
+        </w:rPr>
+        <w:t>-</w:t>
+      </w:r>
+      <w:r>
+        <w:t>LXV</w:t>
+      </w:r>
+      <w:r>
+        <w:rPr>
+          <w:lang w:val="ru-RU"/>
+        </w:rPr>
+        <w:t>, 1908:105-107, 1910:784-785, 1915:21</w:t>
+      </w:r>
+      <w:r>
+        <w:rPr>
+          <w:lang w:val="ru-RU"/>
+        </w:rPr>
+        <w:t xml:space="preserve"> и «Колонизации Сибири».</w:t>
+      </w:r>
+      <w:r>
+        <w:rPr>
+          <w:rStyle w:val="FootnoteReference"/>
+          <w:lang w:val="ru-RU"/>
+        </w:rPr>
+        <w:footnoteReference w:id="3"/>
+      </w:r>
+      <w:r>
+        <w:rPr>
+          <w:lang w:val="ru-RU"/>
+        </w:rPr>
+        <w:t xml:space="preserve"> «Переселение в Сибирь» содержит погубернские числа переселенцев </w:t>
+      </w:r>
+      <w:r>
+        <w:rPr>
+          <w:lang w:val="ru-RU"/>
+        </w:rPr>
+        <w:t xml:space="preserve">по </w:t>
+      </w:r>
+      <w:r>
+        <w:rPr>
+          <w:lang w:val="ru-RU"/>
+        </w:rPr>
+        <w:t>губерни</w:t>
+      </w:r>
+      <w:r>
+        <w:rPr>
+          <w:lang w:val="ru-RU"/>
+        </w:rPr>
+        <w:t>ям</w:t>
+      </w:r>
+      <w:r>
+        <w:rPr>
+          <w:lang w:val="ru-RU"/>
+        </w:rPr>
+        <w:t xml:space="preserve"> выхода </w:t>
+      </w:r>
+      <w:r>
+        <w:rPr>
+          <w:lang w:val="ru-RU"/>
+        </w:rPr>
+        <w:t xml:space="preserve">(50 губерний европейской части России) </w:t>
+      </w:r>
+      <w:r>
+        <w:rPr>
+          <w:lang w:val="ru-RU"/>
+        </w:rPr>
+        <w:t>для 1893, 1894 и 1895</w:t>
       </w:r>
       <w:r>
         <w:rPr>
@@ -60,209 +190,19 @@
         <w:rPr>
           <w:lang w:val="ru-RU"/>
         </w:rPr>
-        <w:t>последних</w:t>
-      </w:r>
-      <w:r>
-        <w:rPr>
-          <w:lang w:val="ru-RU"/>
-        </w:rPr>
-        <w:t xml:space="preserve">, </w:t>
-      </w:r>
-      <w:r>
-        <w:rPr>
-          <w:lang w:val="ru-RU"/>
-        </w:rPr>
-        <w:t>впрочем</w:t>
-      </w:r>
-      <w:r>
-        <w:rPr>
-          <w:lang w:val="ru-RU"/>
-        </w:rPr>
-        <w:t xml:space="preserve">, едва ли </w:t>
-      </w:r>
-      <w:r>
-        <w:rPr>
-          <w:lang w:val="ru-RU"/>
-        </w:rPr>
-        <w:t>значителен</w:t>
-      </w:r>
-      <w:r>
-        <w:rPr>
-          <w:lang w:val="ru-RU"/>
-        </w:rPr>
-        <w:t xml:space="preserve"> в</w:t>
-      </w:r>
-      <w:r>
-        <w:rPr>
-          <w:lang w:val="ru-RU"/>
-        </w:rPr>
-        <w:t>в</w:t>
-      </w:r>
-      <w:r>
-        <w:rPr>
-          <w:lang w:val="ru-RU"/>
-        </w:rPr>
-        <w:t xml:space="preserve"> виду того, что большинство </w:t>
-      </w:r>
-      <w:r>
-        <w:rPr>
-          <w:lang w:val="ru-RU"/>
-        </w:rPr>
-        <w:t>переселенцев</w:t>
-      </w:r>
-      <w:r>
-        <w:rPr>
-          <w:lang w:val="ru-RU"/>
-        </w:rPr>
-        <w:t xml:space="preserve"> материально заинтересовано в регистрации, считая ее связанной с правами на получение </w:t>
-      </w:r>
-      <w:r>
-        <w:rPr>
-          <w:lang w:val="ru-RU"/>
-        </w:rPr>
-        <w:t>ссуд</w:t>
-      </w:r>
-      <w:r>
-        <w:rPr>
-          <w:lang w:val="ru-RU"/>
-        </w:rPr>
-        <w:t xml:space="preserve"> и пособий и зачисление долей на </w:t>
-      </w:r>
-      <w:r>
-        <w:rPr>
-          <w:lang w:val="ru-RU"/>
-        </w:rPr>
-        <w:t>участках</w:t>
-      </w:r>
-      <w:r>
-        <w:rPr>
-          <w:lang w:val="ru-RU"/>
-        </w:rPr>
-        <w:t xml:space="preserve"> в Сибири</w:t>
-      </w:r>
-      <w:r>
-        <w:rPr>
-          <w:lang w:val="ru-RU"/>
-        </w:rPr>
-        <w:t>»</w:t>
-      </w:r>
-      <w:r>
-        <w:rPr>
-          <w:lang w:val="ru-RU"/>
-        </w:rPr>
-        <w:t>.</w:t>
-      </w:r>
-      <w:r>
-        <w:rPr>
-          <w:rStyle w:val="FootnoteReference"/>
-          <w:lang w:val="ru-RU"/>
-        </w:rPr>
-        <w:footnoteReference w:id="1"/>
-      </w:r>
-    </w:p>
-    <w:p>
-      <w:pPr>
-        <w:rPr>
-          <w:lang w:val="ru-RU"/>
-        </w:rPr>
-      </w:pPr>
-      <w:r>
-        <w:rPr>
-          <w:lang w:val="ru-RU"/>
-        </w:rPr>
-        <w:t>Для периода до 1896 года данные становятся отрывочными. Наилучшим источником является исследование Ставровского и Алексеева «Переселение в Сибирь» (1906),</w:t>
-      </w:r>
-      <w:r>
-        <w:rPr>
-          <w:rStyle w:val="FootnoteReference"/>
-          <w:lang w:val="ru-RU"/>
-        </w:rPr>
-        <w:footnoteReference w:id="2"/>
-      </w:r>
-      <w:r>
-        <w:rPr>
-          <w:lang w:val="ru-RU"/>
-        </w:rPr>
-        <w:t xml:space="preserve"> с дополнениями из Ежегодника ЦСК </w:t>
-      </w:r>
-      <w:r>
-        <w:rPr>
-          <w:lang w:val="ru-RU"/>
-        </w:rPr>
-        <w:t>1907:</w:t>
-      </w:r>
-      <w:r>
-        <w:t>XXV</w:t>
-      </w:r>
-      <w:r>
-        <w:rPr>
-          <w:lang w:val="ru-RU"/>
-        </w:rPr>
-        <w:t>-</w:t>
-      </w:r>
-      <w:r>
-        <w:t>LXV</w:t>
-      </w:r>
-      <w:r>
-        <w:rPr>
-          <w:lang w:val="ru-RU"/>
-        </w:rPr>
-        <w:t>, 1908:105-107, 1910:784-785, 1915:21</w:t>
-      </w:r>
-      <w:r>
-        <w:rPr>
-          <w:lang w:val="ru-RU"/>
-        </w:rPr>
-        <w:t xml:space="preserve"> и «Колонизации Сибири».</w:t>
-      </w:r>
-      <w:r>
-        <w:rPr>
-          <w:rStyle w:val="FootnoteReference"/>
-          <w:lang w:val="ru-RU"/>
-        </w:rPr>
-        <w:footnoteReference w:id="3"/>
-      </w:r>
-      <w:r>
-        <w:rPr>
-          <w:lang w:val="ru-RU"/>
-        </w:rPr>
-        <w:t xml:space="preserve"> «Переселение в Сибирь» содержит погубернские числа переселенцев </w:t>
-      </w:r>
-      <w:r>
-        <w:rPr>
-          <w:lang w:val="ru-RU"/>
-        </w:rPr>
-        <w:t xml:space="preserve">по </w:t>
-      </w:r>
-      <w:r>
-        <w:rPr>
-          <w:lang w:val="ru-RU"/>
-        </w:rPr>
-        <w:t>губерни</w:t>
-      </w:r>
-      <w:r>
-        <w:rPr>
-          <w:lang w:val="ru-RU"/>
-        </w:rPr>
-        <w:t>ям</w:t>
-      </w:r>
-      <w:r>
-        <w:rPr>
-          <w:lang w:val="ru-RU"/>
-        </w:rPr>
-        <w:t xml:space="preserve"> выхода </w:t>
-      </w:r>
-      <w:r>
-        <w:rPr>
-          <w:lang w:val="ru-RU"/>
-        </w:rPr>
-        <w:t xml:space="preserve">(50 губерний европейской части России) </w:t>
-      </w:r>
-      <w:r>
-        <w:rPr>
-          <w:lang w:val="ru-RU"/>
-        </w:rPr>
-        <w:t>для 1893, 1894 и 1895</w:t>
+        <w:t>годов</w:t>
+      </w:r>
+      <w:r>
+        <w:rPr>
+          <w:lang w:val="ru-RU"/>
+        </w:rPr>
+        <w:t>, а также сумму за 1885-1892</w:t>
+      </w:r>
+      <w:r>
+        <w:rPr>
+          <w:lang w:val="ru-RU"/>
+        </w:rPr>
+        <w:t xml:space="preserve"> гг.</w:t>
       </w:r>
       <w:r>
         <w:rPr>
@@ -274,19 +214,103 @@
         <w:rPr>
           <w:lang w:val="ru-RU"/>
         </w:rPr>
-        <w:t>годов</w:t>
-      </w:r>
-      <w:r>
-        <w:rPr>
-          <w:lang w:val="ru-RU"/>
-        </w:rPr>
-        <w:t>, а также сумму за 1885-1892</w:t>
-      </w:r>
-      <w:r>
-        <w:rPr>
-          <w:lang w:val="ru-RU"/>
-        </w:rPr>
-        <w:t xml:space="preserve"> гг.</w:t>
+        <w:t xml:space="preserve">– </w:t>
+      </w:r>
+      <w:r>
+        <w:rPr>
+          <w:lang w:val="ru-RU"/>
+        </w:rPr>
+        <w:t>для каждой из губерний по отдельности</w:t>
+      </w:r>
+      <w:r>
+        <w:rPr>
+          <w:lang w:val="ru-RU"/>
+        </w:rPr>
+        <w:t xml:space="preserve">. Мы разложили это сумму в погодовые величины разумным образом, исходя из того, что миграция обычно росла во времени и </w:t>
+      </w:r>
+      <w:r>
+        <w:rPr>
+          <w:lang w:val="ru-RU"/>
+        </w:rPr>
+        <w:t xml:space="preserve">её </w:t>
+      </w:r>
+      <w:r>
+        <w:rPr>
+          <w:lang w:val="ru-RU"/>
+        </w:rPr>
+        <w:t xml:space="preserve">снижение </w:t>
+      </w:r>
+      <w:r>
+        <w:rPr>
+          <w:lang w:val="ru-RU"/>
+        </w:rPr>
+        <w:t xml:space="preserve">следует </w:t>
+      </w:r>
+      <w:r>
+        <w:rPr>
+          <w:lang w:val="ru-RU"/>
+        </w:rPr>
+        <w:t xml:space="preserve">считать реалистическим </w:t>
+      </w:r>
+      <w:r>
+        <w:rPr>
+          <w:lang w:val="ru-RU"/>
+        </w:rPr>
+        <w:t xml:space="preserve">и действительным </w:t>
+      </w:r>
+      <w:r>
+        <w:rPr>
+          <w:lang w:val="ru-RU"/>
+        </w:rPr>
+        <w:t xml:space="preserve">только в случаях, когда 1893-1895 образуют явный спад. Мы затем экстраполировали </w:t>
+      </w:r>
+      <w:r>
+        <w:rPr>
+          <w:lang w:val="ru-RU"/>
+        </w:rPr>
+        <w:t xml:space="preserve">губернские </w:t>
+      </w:r>
+      <w:r>
+        <w:rPr>
+          <w:lang w:val="ru-RU"/>
+        </w:rPr>
+        <w:t>тренд</w:t>
+      </w:r>
+      <w:r>
+        <w:rPr>
+          <w:lang w:val="ru-RU"/>
+        </w:rPr>
+        <w:t>ы</w:t>
+      </w:r>
+      <w:r>
+        <w:rPr>
+          <w:lang w:val="ru-RU"/>
+        </w:rPr>
+        <w:t xml:space="preserve"> периода 1885-1892 на 1881-1884 годы, </w:t>
+      </w:r>
+      <w:r>
+        <w:rPr>
+          <w:lang w:val="ru-RU"/>
+        </w:rPr>
+        <w:t xml:space="preserve">получив </w:t>
+      </w:r>
+      <w:r>
+        <w:rPr>
+          <w:lang w:val="ru-RU"/>
+        </w:rPr>
+        <w:t>по</w:t>
+      </w:r>
+      <w:r>
+        <w:rPr>
+          <w:lang w:val="ru-RU"/>
+        </w:rPr>
+        <w:t>губернски</w:t>
+      </w:r>
+      <w:r>
+        <w:rPr>
+          <w:lang w:val="ru-RU"/>
+        </w:rPr>
+        <w:t>е</w:t>
       </w:r>
       <w:r>
         <w:rPr>
@@ -298,103 +322,25 @@
         <w:rPr>
           <w:lang w:val="ru-RU"/>
         </w:rPr>
-        <w:t xml:space="preserve">– </w:t>
-      </w:r>
-      <w:r>
-        <w:rPr>
-          <w:lang w:val="ru-RU"/>
-        </w:rPr>
-        <w:t>для каждой из губерний по отдельности</w:t>
-      </w:r>
-      <w:r>
-        <w:rPr>
-          <w:lang w:val="ru-RU"/>
-        </w:rPr>
-        <w:t xml:space="preserve">. Мы разложили это сумму в погодовые величины разумным образом, исходя из того, что миграция обычно росла во времени и </w:t>
-      </w:r>
-      <w:r>
-        <w:rPr>
-          <w:lang w:val="ru-RU"/>
-        </w:rPr>
-        <w:t xml:space="preserve">её </w:t>
-      </w:r>
-      <w:r>
-        <w:rPr>
-          <w:lang w:val="ru-RU"/>
-        </w:rPr>
-        <w:t xml:space="preserve">снижение </w:t>
-      </w:r>
-      <w:r>
-        <w:rPr>
-          <w:lang w:val="ru-RU"/>
-        </w:rPr>
-        <w:t xml:space="preserve">следует </w:t>
-      </w:r>
-      <w:r>
-        <w:rPr>
-          <w:lang w:val="ru-RU"/>
-        </w:rPr>
-        <w:t xml:space="preserve">считать реалистическим </w:t>
-      </w:r>
-      <w:r>
-        <w:rPr>
-          <w:lang w:val="ru-RU"/>
-        </w:rPr>
-        <w:t xml:space="preserve">и действительным </w:t>
-      </w:r>
-      <w:r>
-        <w:rPr>
-          <w:lang w:val="ru-RU"/>
-        </w:rPr>
-        <w:t xml:space="preserve">только в случаях, когда 1893-1895 образуют явный спад. Мы затем экстраполировали </w:t>
-      </w:r>
-      <w:r>
-        <w:rPr>
-          <w:lang w:val="ru-RU"/>
-        </w:rPr>
-        <w:t xml:space="preserve">губернские </w:t>
-      </w:r>
-      <w:r>
-        <w:rPr>
-          <w:lang w:val="ru-RU"/>
-        </w:rPr>
-        <w:t>тренд</w:t>
-      </w:r>
-      <w:r>
-        <w:rPr>
-          <w:lang w:val="ru-RU"/>
-        </w:rPr>
-        <w:t>ы</w:t>
-      </w:r>
-      <w:r>
-        <w:rPr>
-          <w:lang w:val="ru-RU"/>
-        </w:rPr>
-        <w:t xml:space="preserve"> периода 1885-1892 на 1881-1884 годы, </w:t>
-      </w:r>
-      <w:r>
-        <w:rPr>
-          <w:lang w:val="ru-RU"/>
-        </w:rPr>
-        <w:t xml:space="preserve">получив </w:t>
-      </w:r>
-      <w:r>
-        <w:rPr>
-          <w:lang w:val="ru-RU"/>
-        </w:rPr>
-        <w:t>по</w:t>
-      </w:r>
-      <w:r>
-        <w:rPr>
-          <w:lang w:val="ru-RU"/>
-        </w:rPr>
-        <w:t>губернски</w:t>
-      </w:r>
-      <w:r>
-        <w:rPr>
-          <w:lang w:val="ru-RU"/>
-        </w:rPr>
-        <w:t>е</w:t>
+        <w:t xml:space="preserve">погодовые </w:t>
+      </w:r>
+      <w:r>
+        <w:rPr>
+          <w:lang w:val="ru-RU"/>
+        </w:rPr>
+        <w:t>числ</w:t>
+      </w:r>
+      <w:r>
+        <w:rPr>
+          <w:lang w:val="ru-RU"/>
+        </w:rPr>
+        <w:t>а</w:t>
+      </w:r>
+      <w:r>
+        <w:rPr>
+          <w:lang w:val="ru-RU"/>
+        </w:rPr>
+        <w:t xml:space="preserve"> выхода</w:t>
       </w:r>
       <w:r>
         <w:rPr>
@@ -406,25 +352,44 @@
         <w:rPr>
           <w:lang w:val="ru-RU"/>
         </w:rPr>
-        <w:t xml:space="preserve">погодовые </w:t>
-      </w:r>
-      <w:r>
-        <w:rPr>
-          <w:lang w:val="ru-RU"/>
-        </w:rPr>
-        <w:t>числ</w:t>
-      </w:r>
-      <w:r>
-        <w:rPr>
-          <w:lang w:val="ru-RU"/>
-        </w:rPr>
-        <w:t>а</w:t>
-      </w:r>
-      <w:r>
-        <w:rPr>
-          <w:lang w:val="ru-RU"/>
-        </w:rPr>
-        <w:t xml:space="preserve"> выхода</w:t>
+        <w:t xml:space="preserve">на </w:t>
+      </w:r>
+      <w:r>
+        <w:rPr>
+          <w:lang w:val="ru-RU"/>
+        </w:rPr>
+        <w:t xml:space="preserve">весь период </w:t>
+      </w:r>
+      <w:r>
+        <w:rPr>
+          <w:lang w:val="ru-RU"/>
+        </w:rPr>
+        <w:t>1881-1895 гг.</w:t>
+      </w:r>
+      <w:r>
+        <w:rPr>
+          <w:lang w:val="ru-RU"/>
+        </w:rPr>
+        <w:t xml:space="preserve"> или их приближение</w:t>
+      </w:r>
+      <w:r>
+        <w:rPr>
+          <w:lang w:val="ru-RU"/>
+        </w:rPr>
+        <w:t>, т.е. матрицу чисел выходя для 50 губерний и для 15 лет.</w:t>
+      </w:r>
+    </w:p>
+    <w:p>
+      <w:pPr>
+        <w:rPr>
+          <w:lang w:val="ru-RU"/>
+        </w:rPr>
+      </w:pPr>
+      <w:r>
+        <w:rPr>
+          <w:lang w:val="ru-RU"/>
+        </w:rPr>
+        <w:t>Данные о распределении колонизационного потока</w:t>
       </w:r>
       <w:r>
         <w:rPr>
@@ -436,50 +401,6 @@
         <w:rPr>
           <w:lang w:val="ru-RU"/>
         </w:rPr>
-        <w:t xml:space="preserve">на </w:t>
-      </w:r>
-      <w:r>
-        <w:rPr>
-          <w:lang w:val="ru-RU"/>
-        </w:rPr>
-        <w:t xml:space="preserve">весь период </w:t>
-      </w:r>
-      <w:r>
-        <w:rPr>
-          <w:lang w:val="ru-RU"/>
-        </w:rPr>
-        <w:t>1881-1895 гг.</w:t>
-      </w:r>
-      <w:r>
-        <w:rPr>
-          <w:lang w:val="ru-RU"/>
-        </w:rPr>
-        <w:t xml:space="preserve"> или их приближение</w:t>
-      </w:r>
-      <w:r>
-        <w:rPr>
-          <w:lang w:val="ru-RU"/>
-        </w:rPr>
-        <w:t>, т.е. матрицу чисел выходя для 50 губерний и для 15 лет.</w:t>
-      </w:r>
-    </w:p>
-    <w:p>
-      <w:r>
-        <w:rPr>
-          <w:lang w:val="ru-RU"/>
-        </w:rPr>
-        <w:t>Данные о распределении колонизационного потока</w:t>
-      </w:r>
-      <w:r>
-        <w:rPr>
-          <w:lang w:val="ru-RU"/>
-        </w:rPr>
-        <w:t xml:space="preserve"> </w:t>
-      </w:r>
-      <w:r>
-        <w:rPr>
-          <w:lang w:val="ru-RU"/>
-        </w:rPr>
         <w:t xml:space="preserve">по губерниям назначения </w:t>
       </w:r>
       <w:r>
@@ -492,13 +413,7 @@
         <w:rPr>
           <w:lang w:val="ru-RU"/>
         </w:rPr>
-        <w:t xml:space="preserve">в </w:t>
-      </w:r>
-      <w:r>
-        <w:rPr>
-          <w:lang w:val="ru-RU"/>
-        </w:rPr>
-        <w:t xml:space="preserve">«Переселении в Сибирь» </w:t>
+        <w:t xml:space="preserve">в «Переселении в Сибирь» </w:t>
       </w:r>
       <w:r>
         <w:rPr>
@@ -1875,6 +1790,11 @@
       </w:r>
     </w:p>
     <w:p>
+      <w:pPr>
+        <w:rPr>
+          <w:lang w:val="ru-RU"/>
+        </w:rPr>
+      </w:pPr>
       <w:r>
         <w:rPr>
           <w:lang w:val="ru-RU"/>
@@ -1889,6 +1809,11 @@
       </w:r>
     </w:p>
     <w:p>
+      <w:pPr>
+        <w:rPr>
+          <w:lang w:val="ru-RU"/>
+        </w:rPr>
+      </w:pPr>
       <w:r>
         <w:rPr>
           <w:lang w:val="ru-RU"/>
@@ -1935,20 +1860,1531 @@
     </w:p>
     <w:p>
       <w:pPr>
-        <w:rPr>
-          <w:lang w:val="ru-RU"/>
-        </w:rPr>
-      </w:pPr>
-    </w:p>
-    <w:p>
-      <w:pPr>
-        <w:rPr>
-          <w:lang w:val="ru-RU"/>
-        </w:rPr>
-      </w:pPr>
-      <w:r>
-        <w:t>aaa</w:t>
-      </w:r>
+        <w:spacing w:after="0" w:line="240" w:lineRule="auto"/>
+        <w:rPr>
+          <w:lang w:val="ru-RU"/>
+        </w:rPr>
+      </w:pPr>
+      <w:r>
+        <w:rPr>
+          <w:lang w:val="ru-RU"/>
+        </w:rPr>
+        <w:lastRenderedPageBreak/>
+        <w:t>Между 1881 и 1903 годами Российская империя не вела крупных войн с европейскими державами. Основные боевые действия происходили в Средней Азии и Китае.</w:t>
+      </w:r>
+    </w:p>
+    <w:p>
+      <w:pPr>
+        <w:spacing w:after="0" w:line="240" w:lineRule="auto"/>
+        <w:rPr>
+          <w:lang w:val="ru-RU"/>
+        </w:rPr>
+      </w:pPr>
+    </w:p>
+    <w:p>
+      <w:pPr>
+        <w:spacing w:after="0" w:line="240" w:lineRule="auto"/>
+        <w:rPr>
+          <w:lang w:val="ru-RU"/>
+        </w:rPr>
+      </w:pPr>
+      <w:r>
+        <w:rPr>
+          <w:lang w:val="ru-RU"/>
+        </w:rPr>
+        <w:t>1. Завершение завоевания Туркмении — 1880–1881. Формально кампания началась ещё в 1880 году, но её решающий этап пришёлся на январь 1881 года:</w:t>
+      </w:r>
+    </w:p>
+    <w:p>
+      <w:pPr>
+        <w:spacing w:after="0" w:line="240" w:lineRule="auto"/>
+        <w:rPr>
+          <w:lang w:val="ru-RU"/>
+        </w:rPr>
+      </w:pPr>
+    </w:p>
+    <w:p>
+      <w:pPr>
+        <w:spacing w:after="0" w:line="240" w:lineRule="auto"/>
+        <w:rPr>
+          <w:lang w:val="ru-RU"/>
+        </w:rPr>
+      </w:pPr>
+      <w:r>
+        <w:rPr>
+          <w:lang w:val="ru-RU"/>
+        </w:rPr>
+        <w:t>штурм крепости Гёк-Тепе войсками генерала М. Д. Скобелева;</w:t>
+      </w:r>
+    </w:p>
+    <w:p>
+      <w:pPr>
+        <w:spacing w:after="0" w:line="240" w:lineRule="auto"/>
+        <w:rPr>
+          <w:lang w:val="ru-RU"/>
+        </w:rPr>
+      </w:pPr>
+      <w:r>
+        <w:rPr>
+          <w:lang w:val="ru-RU"/>
+        </w:rPr>
+        <w:t>подчинение Ахалтекинского оазиса;</w:t>
+      </w:r>
+    </w:p>
+    <w:p>
+      <w:pPr>
+        <w:spacing w:after="0" w:line="240" w:lineRule="auto"/>
+        <w:rPr>
+          <w:lang w:val="ru-RU"/>
+        </w:rPr>
+      </w:pPr>
+      <w:r>
+        <w:rPr>
+          <w:lang w:val="ru-RU"/>
+        </w:rPr>
+        <w:t>образование Закаспийской области.</w:t>
+      </w:r>
+    </w:p>
+    <w:p>
+      <w:pPr>
+        <w:spacing w:after="0" w:line="240" w:lineRule="auto"/>
+        <w:rPr>
+          <w:lang w:val="ru-RU"/>
+        </w:rPr>
+      </w:pPr>
+    </w:p>
+    <w:p>
+      <w:pPr>
+        <w:spacing w:after="0" w:line="240" w:lineRule="auto"/>
+        <w:rPr>
+          <w:lang w:val="ru-RU"/>
+        </w:rPr>
+      </w:pPr>
+      <w:r>
+        <w:rPr>
+          <w:lang w:val="ru-RU"/>
+        </w:rPr>
+        <w:t>Это была последняя крупная война периода российского завоевания Средней Азии. В 1884 году Мерв перешёл под власть России преимущественно мирным путём, хотя присоединение сопровождалось военным давлением.</w:t>
+      </w:r>
+    </w:p>
+    <w:p>
+      <w:pPr>
+        <w:spacing w:after="0" w:line="240" w:lineRule="auto"/>
+        <w:rPr>
+          <w:lang w:val="ru-RU"/>
+        </w:rPr>
+      </w:pPr>
+    </w:p>
+    <w:p>
+      <w:pPr>
+        <w:spacing w:after="0" w:line="240" w:lineRule="auto"/>
+        <w:rPr>
+          <w:lang w:val="ru-RU"/>
+        </w:rPr>
+      </w:pPr>
+      <w:r>
+        <w:rPr>
+          <w:lang w:val="ru-RU"/>
+        </w:rPr>
+        <w:t>2. Бой у Кушки — 1885. В марте 1885 года русские войска генерала А. В. Комарова разгромили афганский отряд у Таш-Кепри, рядом с оазисом Пенде — позднее районом Кушки. Это событие известно как Пендинский инцидент. Особенности:</w:t>
+      </w:r>
+    </w:p>
+    <w:p>
+      <w:pPr>
+        <w:spacing w:after="0" w:line="240" w:lineRule="auto"/>
+        <w:rPr>
+          <w:lang w:val="ru-RU"/>
+        </w:rPr>
+      </w:pPr>
+    </w:p>
+    <w:p>
+      <w:pPr>
+        <w:spacing w:after="0" w:line="240" w:lineRule="auto"/>
+        <w:rPr>
+          <w:lang w:val="ru-RU"/>
+        </w:rPr>
+      </w:pPr>
+      <w:r>
+        <w:rPr>
+          <w:lang w:val="ru-RU"/>
+        </w:rPr>
+        <w:t>Россия фактически воевала с афганскими войсками;</w:t>
+      </w:r>
+    </w:p>
+    <w:p>
+      <w:pPr>
+        <w:spacing w:after="0" w:line="240" w:lineRule="auto"/>
+        <w:rPr>
+          <w:lang w:val="ru-RU"/>
+        </w:rPr>
+      </w:pPr>
+      <w:r>
+        <w:rPr>
+          <w:lang w:val="ru-RU"/>
+        </w:rPr>
+        <w:t>Афганистан находился под сильным британским влиянием;</w:t>
+      </w:r>
+    </w:p>
+    <w:p>
+      <w:pPr>
+        <w:spacing w:after="0" w:line="240" w:lineRule="auto"/>
+        <w:rPr>
+          <w:lang w:val="ru-RU"/>
+        </w:rPr>
+      </w:pPr>
+      <w:r>
+        <w:rPr>
+          <w:lang w:val="ru-RU"/>
+        </w:rPr>
+        <w:t>Россия и Великобритания оказались на грани войны;</w:t>
+      </w:r>
+    </w:p>
+    <w:p>
+      <w:pPr>
+        <w:spacing w:after="0" w:line="240" w:lineRule="auto"/>
+        <w:rPr>
+          <w:lang w:val="ru-RU"/>
+        </w:rPr>
+      </w:pPr>
+      <w:r>
+        <w:rPr>
+          <w:lang w:val="ru-RU"/>
+        </w:rPr>
+        <w:t>однако официальной русско-афганской или русско-британской войны объявлено не было.</w:t>
+      </w:r>
+    </w:p>
+    <w:p>
+      <w:pPr>
+        <w:spacing w:after="0" w:line="240" w:lineRule="auto"/>
+        <w:rPr>
+          <w:lang w:val="ru-RU"/>
+        </w:rPr>
+      </w:pPr>
+    </w:p>
+    <w:p>
+      <w:pPr>
+        <w:spacing w:after="0" w:line="240" w:lineRule="auto"/>
+        <w:rPr>
+          <w:lang w:val="ru-RU"/>
+        </w:rPr>
+      </w:pPr>
+      <w:r>
+        <w:rPr>
+          <w:lang w:val="ru-RU"/>
+        </w:rPr>
+        <w:t>Поэтому его правильнее считать отдельным пограничным сражением, а не полноценной войной.</w:t>
+      </w:r>
+    </w:p>
+    <w:p>
+      <w:pPr>
+        <w:spacing w:after="0" w:line="240" w:lineRule="auto"/>
+        <w:rPr>
+          <w:lang w:val="ru-RU"/>
+        </w:rPr>
+      </w:pPr>
+    </w:p>
+    <w:p>
+      <w:pPr>
+        <w:spacing w:after="0" w:line="240" w:lineRule="auto"/>
+        <w:rPr>
+          <w:lang w:val="ru-RU"/>
+        </w:rPr>
+      </w:pPr>
+      <w:r>
+        <w:rPr>
+          <w:lang w:val="ru-RU"/>
+        </w:rPr>
+        <w:t>3. Военные экспедиции на Памире — 1891–1895. Россия направляла отряды на Памир для установления контроля над спорными территориями. Происходили:</w:t>
+      </w:r>
+    </w:p>
+    <w:p>
+      <w:pPr>
+        <w:spacing w:after="0" w:line="240" w:lineRule="auto"/>
+        <w:rPr>
+          <w:lang w:val="ru-RU"/>
+        </w:rPr>
+      </w:pPr>
+    </w:p>
+    <w:p>
+      <w:pPr>
+        <w:spacing w:after="0" w:line="240" w:lineRule="auto"/>
+        <w:rPr>
+          <w:lang w:val="ru-RU"/>
+        </w:rPr>
+      </w:pPr>
+      <w:r>
+        <w:rPr>
+          <w:lang w:val="ru-RU"/>
+        </w:rPr>
+        <w:t>столкновения с афганскими формированиями;</w:t>
+      </w:r>
+    </w:p>
+    <w:p>
+      <w:pPr>
+        <w:spacing w:after="0" w:line="240" w:lineRule="auto"/>
+        <w:rPr>
+          <w:lang w:val="ru-RU"/>
+        </w:rPr>
+      </w:pPr>
+      <w:r>
+        <w:rPr>
+          <w:lang w:val="ru-RU"/>
+        </w:rPr>
+        <w:t>вытеснение китайских постов;</w:t>
+      </w:r>
+    </w:p>
+    <w:p>
+      <w:pPr>
+        <w:spacing w:after="0" w:line="240" w:lineRule="auto"/>
+        <w:rPr>
+          <w:lang w:val="ru-RU"/>
+        </w:rPr>
+      </w:pPr>
+      <w:r>
+        <w:rPr>
+          <w:lang w:val="ru-RU"/>
+        </w:rPr>
+        <w:t>противостояние британскому влиянию.</w:t>
+      </w:r>
+    </w:p>
+    <w:p>
+      <w:pPr>
+        <w:spacing w:after="0" w:line="240" w:lineRule="auto"/>
+        <w:rPr>
+          <w:lang w:val="ru-RU"/>
+        </w:rPr>
+      </w:pPr>
+    </w:p>
+    <w:p>
+      <w:pPr>
+        <w:spacing w:after="0" w:line="240" w:lineRule="auto"/>
+        <w:rPr>
+          <w:lang w:val="ru-RU"/>
+        </w:rPr>
+      </w:pPr>
+      <w:r>
+        <w:rPr>
+          <w:lang w:val="ru-RU"/>
+        </w:rPr>
+        <w:t>Это были небольшие колониальные экспедиции и пограничные операции, а не объявленная война. Они завершились разграничением владений России, Афганистана и Британской Индии.</w:t>
+      </w:r>
+    </w:p>
+    <w:p>
+      <w:pPr>
+        <w:spacing w:after="0" w:line="240" w:lineRule="auto"/>
+        <w:rPr>
+          <w:lang w:val="ru-RU"/>
+        </w:rPr>
+      </w:pPr>
+    </w:p>
+    <w:p>
+      <w:pPr>
+        <w:spacing w:after="0" w:line="240" w:lineRule="auto"/>
+        <w:rPr>
+          <w:lang w:val="ru-RU"/>
+        </w:rPr>
+      </w:pPr>
+      <w:r>
+        <w:rPr>
+          <w:lang w:val="ru-RU"/>
+        </w:rPr>
+        <w:t>4. Интервенция в Китай — 1900–1901. Россия участвовала в подавлении Ихэтуаньского, или Боксёрского, восстания в составе союза восьми держав.</w:t>
+      </w:r>
+    </w:p>
+    <w:p>
+      <w:pPr>
+        <w:spacing w:after="0" w:line="240" w:lineRule="auto"/>
+        <w:rPr>
+          <w:lang w:val="ru-RU"/>
+        </w:rPr>
+      </w:pPr>
+    </w:p>
+    <w:p>
+      <w:pPr>
+        <w:spacing w:after="0" w:line="240" w:lineRule="auto"/>
+        <w:rPr>
+          <w:lang w:val="ru-RU"/>
+        </w:rPr>
+      </w:pPr>
+      <w:r>
+        <w:rPr>
+          <w:lang w:val="ru-RU"/>
+        </w:rPr>
+        <w:t>Русские войска:</w:t>
+      </w:r>
+    </w:p>
+    <w:p>
+      <w:pPr>
+        <w:spacing w:after="0" w:line="240" w:lineRule="auto"/>
+        <w:rPr>
+          <w:lang w:val="ru-RU"/>
+        </w:rPr>
+      </w:pPr>
+    </w:p>
+    <w:p>
+      <w:pPr>
+        <w:spacing w:after="0" w:line="240" w:lineRule="auto"/>
+        <w:rPr>
+          <w:lang w:val="ru-RU"/>
+        </w:rPr>
+      </w:pPr>
+      <w:r>
+        <w:rPr>
+          <w:lang w:val="ru-RU"/>
+        </w:rPr>
+        <w:lastRenderedPageBreak/>
+        <w:t>обороняли КВЖД и русские поселения;</w:t>
+      </w:r>
+    </w:p>
+    <w:p>
+      <w:pPr>
+        <w:spacing w:after="0" w:line="240" w:lineRule="auto"/>
+        <w:rPr>
+          <w:lang w:val="ru-RU"/>
+        </w:rPr>
+      </w:pPr>
+      <w:r>
+        <w:rPr>
+          <w:lang w:val="ru-RU"/>
+        </w:rPr>
+        <w:t>вели бои с китайскими правительственными войсками и повстанцами;</w:t>
+      </w:r>
+    </w:p>
+    <w:p>
+      <w:pPr>
+        <w:spacing w:after="0" w:line="240" w:lineRule="auto"/>
+        <w:rPr>
+          <w:lang w:val="ru-RU"/>
+        </w:rPr>
+      </w:pPr>
+      <w:r>
+        <w:rPr>
+          <w:lang w:val="ru-RU"/>
+        </w:rPr>
+        <w:t>участвовали во взятии Пекина;</w:t>
+      </w:r>
+    </w:p>
+    <w:p>
+      <w:pPr>
+        <w:spacing w:after="0" w:line="240" w:lineRule="auto"/>
+        <w:rPr>
+          <w:lang w:val="ru-RU"/>
+        </w:rPr>
+      </w:pPr>
+      <w:r>
+        <w:rPr>
+          <w:lang w:val="ru-RU"/>
+        </w:rPr>
+        <w:t>заняли значительную часть Маньчжурии.</w:t>
+      </w:r>
+    </w:p>
+    <w:p>
+      <w:pPr>
+        <w:spacing w:after="0" w:line="240" w:lineRule="auto"/>
+        <w:rPr>
+          <w:lang w:val="ru-RU"/>
+        </w:rPr>
+      </w:pPr>
+    </w:p>
+    <w:p>
+      <w:pPr>
+        <w:spacing w:after="0" w:line="240" w:lineRule="auto"/>
+      </w:pPr>
+      <w:r>
+        <w:rPr>
+          <w:lang w:val="ru-RU"/>
+        </w:rPr>
+        <w:t>Это был наиболее крупный вооружённый конфликт России за рассматриваемый период. Иногда российские операции в Маньчжурии выделяют как русско-китайскую войну 1900 года, хотя общепринятое международное название — интервенция восьми держав в Китай.</w:t>
+      </w:r>
+    </w:p>
+    <w:p>
+      <w:pPr>
+        <w:spacing w:after="0" w:line="240" w:lineRule="auto"/>
+      </w:pPr>
+    </w:p>
+    <w:tbl>
+      <w:tblPr>
+        <w:tblW w:w="0" w:type="auto"/>
+        <w:tblCellSpacing w:w="15" w:type="dxa"/>
+        <w:tblCellMar>
+          <w:top w:w="15" w:type="dxa"/>
+          <w:left w:w="15" w:type="dxa"/>
+          <w:bottom w:w="15" w:type="dxa"/>
+          <w:right w:w="15" w:type="dxa"/>
+        </w:tblCellMar>
+        <w:tblLook w:val="04A0" w:firstRow="1" w:lastRow="0" w:firstColumn="1" w:lastColumn="0" w:noHBand="0" w:noVBand="1"/>
+      </w:tblPr>
+      <w:tblGrid>
+        <w:gridCol w:w="2312"/>
+        <w:gridCol w:w="2447"/>
+        <w:gridCol w:w="4601"/>
+      </w:tblGrid>
+      <w:tr>
+        <w:trPr>
+          <w:tblHeader/>
+          <w:tblCellSpacing w:w="15" w:type="dxa"/>
+        </w:trPr>
+        <w:tc>
+          <w:tcPr>
+            <w:tcW w:w="0" w:type="auto"/>
+            <w:vAlign w:val="center"/>
+            <w:hideMark/>
+          </w:tcPr>
+          <w:p>
+            <w:pPr>
+              <w:spacing w:after="0" w:line="240" w:lineRule="auto"/>
+              <w:jc w:val="center"/>
+              <w:rPr>
+                <w:rFonts w:ascii="Times New Roman" w:eastAsia="Times New Roman" w:hAnsi="Times New Roman" w:cs="Times New Roman"/>
+                <w:b/>
+                <w:bCs/>
+                <w:kern w:val="0"/>
+                <w14:ligatures w14:val="none"/>
+              </w:rPr>
+            </w:pPr>
+            <w:r>
+              <w:rPr>
+                <w:rFonts w:ascii="Times New Roman" w:eastAsia="Times New Roman" w:hAnsi="Times New Roman" w:cs="Times New Roman"/>
+                <w:b/>
+                <w:bCs/>
+                <w:kern w:val="0"/>
+                <w14:ligatures w14:val="none"/>
+              </w:rPr>
+              <w:t>Кампания</w:t>
+            </w:r>
+          </w:p>
+        </w:tc>
+        <w:tc>
+          <w:tcPr>
+            <w:tcW w:w="0" w:type="auto"/>
+            <w:vAlign w:val="center"/>
+            <w:hideMark/>
+          </w:tcPr>
+          <w:p>
+            <w:pPr>
+              <w:spacing w:after="0" w:line="240" w:lineRule="auto"/>
+              <w:jc w:val="right"/>
+              <w:rPr>
+                <w:rFonts w:ascii="Times New Roman" w:eastAsia="Times New Roman" w:hAnsi="Times New Roman" w:cs="Times New Roman"/>
+                <w:b/>
+                <w:bCs/>
+                <w:kern w:val="0"/>
+                <w14:ligatures w14:val="none"/>
+              </w:rPr>
+            </w:pPr>
+            <w:r>
+              <w:rPr>
+                <w:rFonts w:ascii="Times New Roman" w:eastAsia="Times New Roman" w:hAnsi="Times New Roman" w:cs="Times New Roman"/>
+                <w:b/>
+                <w:bCs/>
+                <w:kern w:val="0"/>
+                <w14:ligatures w14:val="none"/>
+              </w:rPr>
+              <w:t>Минимум смертей российских военнослужащих</w:t>
+            </w:r>
+          </w:p>
+        </w:tc>
+        <w:tc>
+          <w:tcPr>
+            <w:tcW w:w="0" w:type="auto"/>
+            <w:vAlign w:val="center"/>
+            <w:hideMark/>
+          </w:tcPr>
+          <w:p>
+            <w:pPr>
+              <w:spacing w:after="0" w:line="240" w:lineRule="auto"/>
+              <w:jc w:val="center"/>
+              <w:rPr>
+                <w:rFonts w:ascii="Times New Roman" w:eastAsia="Times New Roman" w:hAnsi="Times New Roman" w:cs="Times New Roman"/>
+                <w:b/>
+                <w:bCs/>
+                <w:kern w:val="0"/>
+                <w14:ligatures w14:val="none"/>
+              </w:rPr>
+            </w:pPr>
+            <w:r>
+              <w:rPr>
+                <w:rFonts w:ascii="Times New Roman" w:eastAsia="Times New Roman" w:hAnsi="Times New Roman" w:cs="Times New Roman"/>
+                <w:b/>
+                <w:bCs/>
+                <w:kern w:val="0"/>
+                <w14:ligatures w14:val="none"/>
+              </w:rPr>
+              <w:t>Примечание</w:t>
+            </w:r>
+          </w:p>
+        </w:tc>
+      </w:tr>
+      <w:tr>
+        <w:trPr>
+          <w:tblCellSpacing w:w="15" w:type="dxa"/>
+        </w:trPr>
+        <w:tc>
+          <w:tcPr>
+            <w:tcW w:w="0" w:type="auto"/>
+            <w:vAlign w:val="center"/>
+            <w:hideMark/>
+          </w:tcPr>
+          <w:p>
+            <w:pPr>
+              <w:spacing w:after="0" w:line="240" w:lineRule="auto"/>
+              <w:rPr>
+                <w:rFonts w:ascii="Times New Roman" w:eastAsia="Times New Roman" w:hAnsi="Times New Roman" w:cs="Times New Roman"/>
+                <w:kern w:val="0"/>
+                <w:lang w:val="ru-RU"/>
+                <w14:ligatures w14:val="none"/>
+              </w:rPr>
+            </w:pPr>
+            <w:r>
+              <w:rPr>
+                <w:rFonts w:ascii="Times New Roman" w:eastAsia="Times New Roman" w:hAnsi="Times New Roman" w:cs="Times New Roman"/>
+                <w:kern w:val="0"/>
+                <w:lang w:val="ru-RU"/>
+                <w14:ligatures w14:val="none"/>
+              </w:rPr>
+              <w:t>Ахалтекинская экспедиция, часть после 1 января 1881 года</w:t>
+            </w:r>
+          </w:p>
+        </w:tc>
+        <w:tc>
+          <w:tcPr>
+            <w:tcW w:w="0" w:type="auto"/>
+            <w:vAlign w:val="center"/>
+            <w:hideMark/>
+          </w:tcPr>
+          <w:p>
+            <w:pPr>
+              <w:spacing w:after="0" w:line="240" w:lineRule="auto"/>
+              <w:jc w:val="right"/>
+              <w:rPr>
+                <w:rFonts w:ascii="Times New Roman" w:eastAsia="Times New Roman" w:hAnsi="Times New Roman" w:cs="Times New Roman"/>
+                <w:kern w:val="0"/>
+                <w14:ligatures w14:val="none"/>
+              </w:rPr>
+            </w:pPr>
+            <w:r>
+              <w:rPr>
+                <w:rFonts w:ascii="Times New Roman" w:eastAsia="Times New Roman" w:hAnsi="Times New Roman" w:cs="Times New Roman"/>
+                <w:b/>
+                <w:bCs/>
+                <w:kern w:val="0"/>
+                <w14:ligatures w14:val="none"/>
+              </w:rPr>
+              <w:t>не менее 63</w:t>
+            </w:r>
+          </w:p>
+        </w:tc>
+        <w:tc>
+          <w:tcPr>
+            <w:tcW w:w="0" w:type="auto"/>
+            <w:vAlign w:val="center"/>
+            <w:hideMark/>
+          </w:tcPr>
+          <w:p>
+            <w:pPr>
+              <w:spacing w:after="0" w:line="240" w:lineRule="auto"/>
+              <w:rPr>
+                <w:rFonts w:ascii="Times New Roman" w:eastAsia="Times New Roman" w:hAnsi="Times New Roman" w:cs="Times New Roman"/>
+                <w:kern w:val="0"/>
+                <w14:ligatures w14:val="none"/>
+              </w:rPr>
+            </w:pPr>
+            <w:r>
+              <w:rPr>
+                <w:rFonts w:ascii="Times New Roman" w:eastAsia="Times New Roman" w:hAnsi="Times New Roman" w:cs="Times New Roman"/>
+                <w:kern w:val="0"/>
+                <w:lang w:val="ru-RU"/>
+                <w14:ligatures w14:val="none"/>
+              </w:rPr>
+              <w:t xml:space="preserve">При штурме Геок-Тепе 12 января было убито 4 офицера и 55 нижних чинов; не менее четырёх раненых офицеров впоследствии умерли. Смерти нижних чинов от ран в этой разбивке отдельно не указаны. </w:t>
+            </w:r>
+            <w:r>
+              <w:rPr>
+                <w:rFonts w:ascii="Times New Roman" w:eastAsia="Times New Roman" w:hAnsi="Times New Roman" w:cs="Times New Roman"/>
+                <w:kern w:val="0"/>
+                <w14:ligatures w14:val="none"/>
+              </w:rPr>
+              <w:t>(</w:t>
+            </w:r>
+            <w:hyperlink r:id="rId8" w:tooltip="-" w:history="1">
+              <w:r>
+                <w:rPr>
+                  <w:rFonts w:ascii="Times New Roman" w:eastAsia="Times New Roman" w:hAnsi="Times New Roman" w:cs="Times New Roman"/>
+                  <w:color w:val="0000FF"/>
+                  <w:kern w:val="0"/>
+                  <w:u w:val="single"/>
+                  <w14:ligatures w14:val="none"/>
+                </w:rPr>
+                <w:t>Vostlit</w:t>
+              </w:r>
+            </w:hyperlink>
+            <w:r>
+              <w:rPr>
+                <w:rFonts w:ascii="Times New Roman" w:eastAsia="Times New Roman" w:hAnsi="Times New Roman" w:cs="Times New Roman"/>
+                <w:kern w:val="0"/>
+                <w14:ligatures w14:val="none"/>
+              </w:rPr>
+              <w:t>)</w:t>
+            </w:r>
+          </w:p>
+        </w:tc>
+      </w:tr>
+      <w:tr>
+        <w:trPr>
+          <w:tblCellSpacing w:w="15" w:type="dxa"/>
+        </w:trPr>
+        <w:tc>
+          <w:tcPr>
+            <w:tcW w:w="0" w:type="auto"/>
+            <w:vAlign w:val="center"/>
+            <w:hideMark/>
+          </w:tcPr>
+          <w:p>
+            <w:pPr>
+              <w:spacing w:after="0" w:line="240" w:lineRule="auto"/>
+              <w:rPr>
+                <w:rFonts w:ascii="Times New Roman" w:eastAsia="Times New Roman" w:hAnsi="Times New Roman" w:cs="Times New Roman"/>
+                <w:kern w:val="0"/>
+                <w14:ligatures w14:val="none"/>
+              </w:rPr>
+            </w:pPr>
+            <w:r>
+              <w:rPr>
+                <w:rFonts w:ascii="Times New Roman" w:eastAsia="Times New Roman" w:hAnsi="Times New Roman" w:cs="Times New Roman"/>
+                <w:kern w:val="0"/>
+                <w14:ligatures w14:val="none"/>
+              </w:rPr>
+              <w:t>Бой на Кушке, 1885</w:t>
+            </w:r>
+          </w:p>
+        </w:tc>
+        <w:tc>
+          <w:tcPr>
+            <w:tcW w:w="0" w:type="auto"/>
+            <w:vAlign w:val="center"/>
+            <w:hideMark/>
+          </w:tcPr>
+          <w:p>
+            <w:pPr>
+              <w:spacing w:after="0" w:line="240" w:lineRule="auto"/>
+              <w:jc w:val="right"/>
+              <w:rPr>
+                <w:rFonts w:ascii="Times New Roman" w:eastAsia="Times New Roman" w:hAnsi="Times New Roman" w:cs="Times New Roman"/>
+                <w:kern w:val="0"/>
+                <w14:ligatures w14:val="none"/>
+              </w:rPr>
+            </w:pPr>
+            <w:r>
+              <w:rPr>
+                <w:rFonts w:ascii="Times New Roman" w:eastAsia="Times New Roman" w:hAnsi="Times New Roman" w:cs="Times New Roman"/>
+                <w:b/>
+                <w:bCs/>
+                <w:kern w:val="0"/>
+                <w14:ligatures w14:val="none"/>
+              </w:rPr>
+              <w:t>9</w:t>
+            </w:r>
+          </w:p>
+        </w:tc>
+        <w:tc>
+          <w:tcPr>
+            <w:tcW w:w="0" w:type="auto"/>
+            <w:vAlign w:val="center"/>
+            <w:hideMark/>
+          </w:tcPr>
+          <w:p>
+            <w:pPr>
+              <w:spacing w:after="0" w:line="240" w:lineRule="auto"/>
+              <w:rPr>
+                <w:rFonts w:ascii="Times New Roman" w:eastAsia="Times New Roman" w:hAnsi="Times New Roman" w:cs="Times New Roman"/>
+                <w:kern w:val="0"/>
+                <w14:ligatures w14:val="none"/>
+              </w:rPr>
+            </w:pPr>
+            <w:r>
+              <w:rPr>
+                <w:rFonts w:ascii="Times New Roman" w:eastAsia="Times New Roman" w:hAnsi="Times New Roman" w:cs="Times New Roman"/>
+                <w:kern w:val="0"/>
+                <w:lang w:val="ru-RU"/>
+                <w14:ligatures w14:val="none"/>
+              </w:rPr>
+              <w:t xml:space="preserve">Обычно приводится 9 погибших и 45 раненых. </w:t>
+            </w:r>
+            <w:r>
+              <w:rPr>
+                <w:rFonts w:ascii="Times New Roman" w:eastAsia="Times New Roman" w:hAnsi="Times New Roman" w:cs="Times New Roman"/>
+                <w:kern w:val="0"/>
+                <w14:ligatures w14:val="none"/>
+              </w:rPr>
+              <w:t>(</w:t>
+            </w:r>
+            <w:hyperlink r:id="rId9" w:tooltip="Бой на Кушке — Википедия" w:history="1">
+              <w:r>
+                <w:rPr>
+                  <w:rFonts w:ascii="Times New Roman" w:eastAsia="Times New Roman" w:hAnsi="Times New Roman" w:cs="Times New Roman"/>
+                  <w:color w:val="0000FF"/>
+                  <w:kern w:val="0"/>
+                  <w:u w:val="single"/>
+                  <w14:ligatures w14:val="none"/>
+                </w:rPr>
+                <w:t>Wikipedia</w:t>
+              </w:r>
+            </w:hyperlink>
+            <w:r>
+              <w:rPr>
+                <w:rFonts w:ascii="Times New Roman" w:eastAsia="Times New Roman" w:hAnsi="Times New Roman" w:cs="Times New Roman"/>
+                <w:kern w:val="0"/>
+                <w14:ligatures w14:val="none"/>
+              </w:rPr>
+              <w:t>)</w:t>
+            </w:r>
+          </w:p>
+        </w:tc>
+      </w:tr>
+      <w:tr>
+        <w:trPr>
+          <w:tblCellSpacing w:w="15" w:type="dxa"/>
+        </w:trPr>
+        <w:tc>
+          <w:tcPr>
+            <w:tcW w:w="0" w:type="auto"/>
+            <w:vAlign w:val="center"/>
+            <w:hideMark/>
+          </w:tcPr>
+          <w:p>
+            <w:pPr>
+              <w:spacing w:after="0" w:line="240" w:lineRule="auto"/>
+              <w:rPr>
+                <w:rFonts w:ascii="Times New Roman" w:eastAsia="Times New Roman" w:hAnsi="Times New Roman" w:cs="Times New Roman"/>
+                <w:kern w:val="0"/>
+                <w14:ligatures w14:val="none"/>
+              </w:rPr>
+            </w:pPr>
+            <w:r>
+              <w:rPr>
+                <w:rFonts w:ascii="Times New Roman" w:eastAsia="Times New Roman" w:hAnsi="Times New Roman" w:cs="Times New Roman"/>
+                <w:kern w:val="0"/>
+                <w14:ligatures w14:val="none"/>
+              </w:rPr>
+              <w:t>Памирские экспедиции, 1891–1895</w:t>
+            </w:r>
+          </w:p>
+        </w:tc>
+        <w:tc>
+          <w:tcPr>
+            <w:tcW w:w="0" w:type="auto"/>
+            <w:vAlign w:val="center"/>
+            <w:hideMark/>
+          </w:tcPr>
+          <w:p>
+            <w:pPr>
+              <w:spacing w:after="0" w:line="240" w:lineRule="auto"/>
+              <w:jc w:val="right"/>
+              <w:rPr>
+                <w:rFonts w:ascii="Times New Roman" w:eastAsia="Times New Roman" w:hAnsi="Times New Roman" w:cs="Times New Roman"/>
+                <w:kern w:val="0"/>
+                <w14:ligatures w14:val="none"/>
+              </w:rPr>
+            </w:pPr>
+            <w:r>
+              <w:rPr>
+                <w:rFonts w:ascii="Times New Roman" w:eastAsia="Times New Roman" w:hAnsi="Times New Roman" w:cs="Times New Roman"/>
+                <w:b/>
+                <w:bCs/>
+                <w:kern w:val="0"/>
+                <w14:ligatures w14:val="none"/>
+              </w:rPr>
+              <w:t>не менее 1</w:t>
+            </w:r>
+            <w:r>
+              <w:rPr>
+                <w:rFonts w:ascii="Times New Roman" w:eastAsia="Times New Roman" w:hAnsi="Times New Roman" w:cs="Times New Roman"/>
+                <w:kern w:val="0"/>
+                <w14:ligatures w14:val="none"/>
+              </w:rPr>
+              <w:t>, вероятно единицы</w:t>
+            </w:r>
+          </w:p>
+        </w:tc>
+        <w:tc>
+          <w:tcPr>
+            <w:tcW w:w="0" w:type="auto"/>
+            <w:vAlign w:val="center"/>
+            <w:hideMark/>
+          </w:tcPr>
+          <w:p>
+            <w:pPr>
+              <w:spacing w:after="0" w:line="240" w:lineRule="auto"/>
+              <w:rPr>
+                <w:rFonts w:ascii="Times New Roman" w:eastAsia="Times New Roman" w:hAnsi="Times New Roman" w:cs="Times New Roman"/>
+                <w:kern w:val="0"/>
+                <w14:ligatures w14:val="none"/>
+              </w:rPr>
+            </w:pPr>
+            <w:r>
+              <w:rPr>
+                <w:rFonts w:ascii="Times New Roman" w:eastAsia="Times New Roman" w:hAnsi="Times New Roman" w:cs="Times New Roman"/>
+                <w:kern w:val="0"/>
+                <w:lang w:val="ru-RU"/>
+                <w14:ligatures w14:val="none"/>
+              </w:rPr>
+              <w:t xml:space="preserve">Для похода 1891 года известна смерть ефрейтора Лохматкина от горной болезни. Единой надёжной ведомости потерь всех памирских походов обнаружить не удалось. </w:t>
+            </w:r>
+            <w:r>
+              <w:rPr>
+                <w:rFonts w:ascii="Times New Roman" w:eastAsia="Times New Roman" w:hAnsi="Times New Roman" w:cs="Times New Roman"/>
+                <w:kern w:val="0"/>
+                <w14:ligatures w14:val="none"/>
+              </w:rPr>
+              <w:t>(</w:t>
+            </w:r>
+            <w:hyperlink r:id="rId10" w:tooltip="СХВАТКА НА ПАМИРЕ – АПОГЕЙ РОССИЙСКО-БРИТАНСКОЙ «ХОЛОДНОЙ ВОЙНЫ» - Вавилон 2.0" w:history="1">
+              <w:r>
+                <w:rPr>
+                  <w:rFonts w:ascii="Times New Roman" w:eastAsia="Times New Roman" w:hAnsi="Times New Roman" w:cs="Times New Roman"/>
+                  <w:color w:val="0000FF"/>
+                  <w:kern w:val="0"/>
+                  <w:u w:val="single"/>
+                  <w14:ligatures w14:val="none"/>
+                </w:rPr>
+                <w:t>Вавилон 2.0</w:t>
+              </w:r>
+            </w:hyperlink>
+            <w:r>
+              <w:rPr>
+                <w:rFonts w:ascii="Times New Roman" w:eastAsia="Times New Roman" w:hAnsi="Times New Roman" w:cs="Times New Roman"/>
+                <w:kern w:val="0"/>
+                <w14:ligatures w14:val="none"/>
+              </w:rPr>
+              <w:t>)</w:t>
+            </w:r>
+          </w:p>
+        </w:tc>
+      </w:tr>
+      <w:tr>
+        <w:trPr>
+          <w:tblCellSpacing w:w="15" w:type="dxa"/>
+        </w:trPr>
+        <w:tc>
+          <w:tcPr>
+            <w:tcW w:w="0" w:type="auto"/>
+            <w:vAlign w:val="center"/>
+            <w:hideMark/>
+          </w:tcPr>
+          <w:p>
+            <w:pPr>
+              <w:spacing w:after="0" w:line="240" w:lineRule="auto"/>
+              <w:rPr>
+                <w:rFonts w:ascii="Times New Roman" w:eastAsia="Times New Roman" w:hAnsi="Times New Roman" w:cs="Times New Roman"/>
+                <w:kern w:val="0"/>
+                <w14:ligatures w14:val="none"/>
+              </w:rPr>
+            </w:pPr>
+            <w:r>
+              <w:rPr>
+                <w:rFonts w:ascii="Times New Roman" w:eastAsia="Times New Roman" w:hAnsi="Times New Roman" w:cs="Times New Roman"/>
+                <w:kern w:val="0"/>
+                <w14:ligatures w14:val="none"/>
+              </w:rPr>
+              <w:t>Китайская кампания, 1900–1901</w:t>
+            </w:r>
+          </w:p>
+        </w:tc>
+        <w:tc>
+          <w:tcPr>
+            <w:tcW w:w="0" w:type="auto"/>
+            <w:vAlign w:val="center"/>
+            <w:hideMark/>
+          </w:tcPr>
+          <w:p>
+            <w:pPr>
+              <w:spacing w:after="0" w:line="240" w:lineRule="auto"/>
+              <w:jc w:val="right"/>
+              <w:rPr>
+                <w:rFonts w:ascii="Times New Roman" w:eastAsia="Times New Roman" w:hAnsi="Times New Roman" w:cs="Times New Roman"/>
+                <w:kern w:val="0"/>
+                <w14:ligatures w14:val="none"/>
+              </w:rPr>
+            </w:pPr>
+            <w:r>
+              <w:rPr>
+                <w:rFonts w:ascii="Times New Roman" w:eastAsia="Times New Roman" w:hAnsi="Times New Roman" w:cs="Times New Roman"/>
+                <w:b/>
+                <w:bCs/>
+                <w:kern w:val="0"/>
+                <w14:ligatures w14:val="none"/>
+              </w:rPr>
+              <w:t>не менее 351</w:t>
+            </w:r>
+          </w:p>
+        </w:tc>
+        <w:tc>
+          <w:tcPr>
+            <w:tcW w:w="0" w:type="auto"/>
+            <w:vAlign w:val="center"/>
+            <w:hideMark/>
+          </w:tcPr>
+          <w:p>
+            <w:pPr>
+              <w:spacing w:after="0" w:line="240" w:lineRule="auto"/>
+              <w:rPr>
+                <w:rFonts w:ascii="Times New Roman" w:eastAsia="Times New Roman" w:hAnsi="Times New Roman" w:cs="Times New Roman"/>
+                <w:kern w:val="0"/>
+                <w14:ligatures w14:val="none"/>
+              </w:rPr>
+            </w:pPr>
+            <w:r>
+              <w:rPr>
+                <w:rFonts w:ascii="Times New Roman" w:eastAsia="Times New Roman" w:hAnsi="Times New Roman" w:cs="Times New Roman"/>
+                <w:kern w:val="0"/>
+                <w:lang w:val="ru-RU"/>
+                <w14:ligatures w14:val="none"/>
+              </w:rPr>
+              <w:t xml:space="preserve">242 убитых в Маньчжурии плюс как минимум 109 военных смертей в посольском квартале, экспедиции Сеймура, у фортов Таку, Тяньцзина и Пекина. </w:t>
+            </w:r>
+            <w:r>
+              <w:rPr>
+                <w:rFonts w:ascii="Times New Roman" w:eastAsia="Times New Roman" w:hAnsi="Times New Roman" w:cs="Times New Roman"/>
+                <w:kern w:val="0"/>
+                <w14:ligatures w14:val="none"/>
+              </w:rPr>
+              <w:t>(</w:t>
+            </w:r>
+            <w:hyperlink r:id="rId11" w:tooltip="Людские потери России и СССР в войнах XX—XXI вв. — М. : Новый Хронограф, 2022" w:history="1">
+              <w:r>
+                <w:rPr>
+                  <w:rFonts w:ascii="Times New Roman" w:eastAsia="Times New Roman" w:hAnsi="Times New Roman" w:cs="Times New Roman"/>
+                  <w:color w:val="0000FF"/>
+                  <w:kern w:val="0"/>
+                  <w:u w:val="single"/>
+                  <w14:ligatures w14:val="none"/>
+                </w:rPr>
+                <w:t>ImWerden</w:t>
+              </w:r>
+            </w:hyperlink>
+            <w:r>
+              <w:rPr>
+                <w:rFonts w:ascii="Times New Roman" w:eastAsia="Times New Roman" w:hAnsi="Times New Roman" w:cs="Times New Roman"/>
+                <w:kern w:val="0"/>
+                <w14:ligatures w14:val="none"/>
+              </w:rPr>
+              <w:t>)</w:t>
+            </w:r>
+          </w:p>
+        </w:tc>
+      </w:tr>
+      <w:tr>
+        <w:trPr>
+          <w:tblCellSpacing w:w="15" w:type="dxa"/>
+        </w:trPr>
+        <w:tc>
+          <w:tcPr>
+            <w:tcW w:w="0" w:type="auto"/>
+            <w:vAlign w:val="center"/>
+            <w:hideMark/>
+          </w:tcPr>
+          <w:p>
+            <w:pPr>
+              <w:spacing w:after="0" w:line="240" w:lineRule="auto"/>
+              <w:rPr>
+                <w:rFonts w:ascii="Times New Roman" w:eastAsia="Times New Roman" w:hAnsi="Times New Roman" w:cs="Times New Roman"/>
+                <w:kern w:val="0"/>
+                <w14:ligatures w14:val="none"/>
+              </w:rPr>
+            </w:pPr>
+            <w:r>
+              <w:rPr>
+                <w:rFonts w:ascii="Times New Roman" w:eastAsia="Times New Roman" w:hAnsi="Times New Roman" w:cs="Times New Roman"/>
+                <w:b/>
+                <w:bCs/>
+                <w:kern w:val="0"/>
+                <w14:ligatures w14:val="none"/>
+              </w:rPr>
+              <w:t>Итого, твёрдый минимум</w:t>
+            </w:r>
+          </w:p>
+        </w:tc>
+        <w:tc>
+          <w:tcPr>
+            <w:tcW w:w="0" w:type="auto"/>
+            <w:vAlign w:val="center"/>
+            <w:hideMark/>
+          </w:tcPr>
+          <w:p>
+            <w:pPr>
+              <w:spacing w:after="0" w:line="240" w:lineRule="auto"/>
+              <w:jc w:val="right"/>
+              <w:rPr>
+                <w:rFonts w:ascii="Times New Roman" w:eastAsia="Times New Roman" w:hAnsi="Times New Roman" w:cs="Times New Roman"/>
+                <w:kern w:val="0"/>
+                <w14:ligatures w14:val="none"/>
+              </w:rPr>
+            </w:pPr>
+            <w:r>
+              <w:rPr>
+                <w:rFonts w:ascii="Times New Roman" w:eastAsia="Times New Roman" w:hAnsi="Times New Roman" w:cs="Times New Roman"/>
+                <w:b/>
+                <w:bCs/>
+                <w:kern w:val="0"/>
+                <w14:ligatures w14:val="none"/>
+              </w:rPr>
+              <w:t>не менее 424</w:t>
+            </w:r>
+          </w:p>
+        </w:tc>
+        <w:tc>
+          <w:tcPr>
+            <w:tcW w:w="0" w:type="auto"/>
+            <w:vAlign w:val="center"/>
+            <w:hideMark/>
+          </w:tcPr>
+          <w:p>
+            <w:pPr>
+              <w:spacing w:after="0" w:line="240" w:lineRule="auto"/>
+              <w:rPr>
+                <w:rFonts w:ascii="Times New Roman" w:eastAsia="Times New Roman" w:hAnsi="Times New Roman" w:cs="Times New Roman"/>
+                <w:kern w:val="0"/>
+                <w:lang w:val="ru-RU"/>
+                <w14:ligatures w14:val="none"/>
+              </w:rPr>
+            </w:pPr>
+            <w:r>
+              <w:rPr>
+                <w:rFonts w:ascii="Times New Roman" w:eastAsia="Times New Roman" w:hAnsi="Times New Roman" w:cs="Times New Roman"/>
+                <w:kern w:val="0"/>
+                <w:lang w:val="ru-RU"/>
+                <w14:ligatures w14:val="none"/>
+              </w:rPr>
+              <w:t>Без значительной части умерших от ран и болезней и без потерь, для которых известна только общая сумма «убитые и раненые».</w:t>
+            </w:r>
+          </w:p>
+        </w:tc>
+      </w:tr>
+    </w:tbl>
+    <w:p>
+      <w:pPr>
+        <w:spacing w:after="0" w:line="240" w:lineRule="auto"/>
+      </w:pPr>
+    </w:p>
+    <w:p>
+      <w:pPr>
+        <w:spacing w:after="0" w:line="240" w:lineRule="auto"/>
+      </w:pPr>
+    </w:p>
+    <w:p>
+      <w:pPr>
+        <w:spacing w:after="0" w:line="240" w:lineRule="auto"/>
+      </w:pPr>
+    </w:p>
+    <w:p>
+      <w:pPr>
+        <w:spacing w:after="0" w:line="240" w:lineRule="auto"/>
+      </w:pPr>
+    </w:p>
+    <w:p>
+      <w:pPr>
+        <w:spacing w:after="0" w:line="240" w:lineRule="auto"/>
+      </w:pPr>
+    </w:p>
+    <w:p>
+      <w:pPr>
+        <w:spacing w:after="0" w:line="240" w:lineRule="auto"/>
+      </w:pPr>
+    </w:p>
+    <w:p>
+      <w:r>
+        <w:br w:type="page"/>
+      </w:r>
+    </w:p>
+    <w:p>
+      <w:pPr>
+        <w:spacing w:after="0" w:line="240" w:lineRule="auto"/>
+        <w:rPr>
+          <w:b/>
+          <w:bCs/>
+          <w:lang w:val="ru-RU"/>
+        </w:rPr>
+      </w:pPr>
+      <w:r>
+        <w:rPr>
+          <w:b/>
+          <w:bCs/>
+          <w:lang w:val="ru-RU"/>
+        </w:rPr>
+        <w:lastRenderedPageBreak/>
+        <w:t>Главная неопределённость — Геок-Тепе</w:t>
+      </w:r>
+    </w:p>
+    <w:p>
+      <w:pPr>
+        <w:spacing w:after="0" w:line="240" w:lineRule="auto"/>
+      </w:pPr>
+      <w:r>
+        <w:rPr>
+          <w:lang w:val="ru-RU"/>
+        </w:rPr>
+        <w:t xml:space="preserve">Полная 23-дневная осада Геок-Тепе продолжалась с </w:t>
+      </w:r>
+      <w:r>
+        <w:rPr>
+          <w:b/>
+          <w:bCs/>
+          <w:lang w:val="ru-RU"/>
+        </w:rPr>
+        <w:t>20 декабря 1880 по 12 января 1881 года</w:t>
+      </w:r>
+      <w:r>
+        <w:rPr>
+          <w:lang w:val="ru-RU"/>
+        </w:rPr>
+        <w:t xml:space="preserve">. </w:t>
+      </w:r>
+      <w:r>
+        <w:t>За всю осаду источник насчитывает:</w:t>
+      </w:r>
+    </w:p>
+    <w:p>
+      <w:pPr>
+        <w:numPr>
+          <w:ilvl w:val="0"/>
+          <w:numId w:val="1"/>
+        </w:numPr>
+        <w:spacing w:after="0" w:line="240" w:lineRule="auto"/>
+      </w:pPr>
+      <w:r>
+        <w:t xml:space="preserve">282 убитых военнослужащих; </w:t>
+      </w:r>
+    </w:p>
+    <w:p>
+      <w:pPr>
+        <w:numPr>
+          <w:ilvl w:val="0"/>
+          <w:numId w:val="1"/>
+        </w:numPr>
+        <w:spacing w:after="0" w:line="240" w:lineRule="auto"/>
+        <w:rPr>
+          <w:lang w:val="ru-RU"/>
+        </w:rPr>
+      </w:pPr>
+      <w:r>
+        <w:rPr>
+          <w:lang w:val="ru-RU"/>
+        </w:rPr>
+        <w:t xml:space="preserve">ещё не менее 6 офицеров, умерших от ран; </w:t>
+      </w:r>
+    </w:p>
+    <w:p>
+      <w:pPr>
+        <w:numPr>
+          <w:ilvl w:val="0"/>
+          <w:numId w:val="1"/>
+        </w:numPr>
+        <w:spacing w:after="0" w:line="240" w:lineRule="auto"/>
+        <w:rPr>
+          <w:lang w:val="ru-RU"/>
+        </w:rPr>
+      </w:pPr>
+      <w:r>
+        <w:rPr>
+          <w:lang w:val="ru-RU"/>
+        </w:rPr>
+        <w:t xml:space="preserve">кроме того, погиб одного классного чиновника; </w:t>
+      </w:r>
+    </w:p>
+    <w:p>
+      <w:pPr>
+        <w:numPr>
+          <w:ilvl w:val="0"/>
+          <w:numId w:val="1"/>
+        </w:numPr>
+        <w:spacing w:after="0" w:line="240" w:lineRule="auto"/>
+        <w:rPr>
+          <w:lang w:val="ru-RU"/>
+        </w:rPr>
+      </w:pPr>
+      <w:r>
+        <w:rPr>
+          <w:lang w:val="ru-RU"/>
+        </w:rPr>
+        <w:t xml:space="preserve">последующие смерти раненых нижних чинов отдельно не приведены. </w:t>
+      </w:r>
+    </w:p>
+    <w:p>
+      <w:pPr>
+        <w:spacing w:after="0" w:line="240" w:lineRule="auto"/>
+        <w:rPr>
+          <w:lang w:val="ru-RU"/>
+        </w:rPr>
+      </w:pPr>
+      <w:r>
+        <w:rPr>
+          <w:lang w:val="ru-RU"/>
+        </w:rPr>
+        <w:t xml:space="preserve">То есть вся осада дала </w:t>
+      </w:r>
+      <w:r>
+        <w:rPr>
+          <w:b/>
+          <w:bCs/>
+          <w:lang w:val="ru-RU"/>
+        </w:rPr>
+        <w:t>не менее 288 военных смертей</w:t>
+      </w:r>
+      <w:r>
+        <w:rPr>
+          <w:lang w:val="ru-RU"/>
+        </w:rPr>
+        <w:t xml:space="preserve">, но разделить их между декабрём 1880 и январём 1881 года по итоговой ведомости нельзя. </w:t>
+      </w:r>
+    </w:p>
+    <w:p>
+      <w:pPr>
+        <w:spacing w:after="0" w:line="240" w:lineRule="auto"/>
+        <w:rPr>
+          <w:lang w:val="ru-RU"/>
+        </w:rPr>
+      </w:pPr>
+      <w:r>
+        <w:rPr>
+          <w:lang w:val="ru-RU"/>
+        </w:rPr>
+        <w:t xml:space="preserve">Если для демографического баланса считать </w:t>
+      </w:r>
+      <w:r>
+        <w:rPr>
+          <w:b/>
+          <w:bCs/>
+          <w:lang w:val="ru-RU"/>
+        </w:rPr>
+        <w:t>строго календарные 1881–1903 годы</w:t>
+      </w:r>
+      <w:r>
+        <w:rPr>
+          <w:lang w:val="ru-RU"/>
+        </w:rPr>
+        <w:t xml:space="preserve">, разумно записать для Ахалтекинской кампании только подтверждённый минимум </w:t>
+      </w:r>
+      <w:r>
+        <w:rPr>
+          <w:b/>
+          <w:bCs/>
+          <w:lang w:val="ru-RU"/>
+        </w:rPr>
+        <w:t>63</w:t>
+      </w:r>
+      <w:r>
+        <w:rPr>
+          <w:lang w:val="ru-RU"/>
+        </w:rPr>
+        <w:t>, понимая, что он занижен. Если же условно отнести к 1881 году всю завершившуюся тогда осаду, общий минимум за рассматриваемые кампании возрастёт:</w:t>
+      </w:r>
+      <w:r>
+        <w:rPr>
+          <w:lang w:val="ru-RU"/>
+        </w:rPr>
+        <w:t xml:space="preserve"> </w:t>
+      </w:r>
+      <w:r>
+        <w:rPr>
+          <w:lang w:val="ru-RU"/>
+        </w:rPr>
+        <w:t>288+9+1+351=649.</w:t>
+      </w:r>
+    </w:p>
+    <w:p>
+      <w:pPr>
+        <w:spacing w:after="0" w:line="240" w:lineRule="auto"/>
+      </w:pPr>
+    </w:p>
+    <w:p>
+      <w:pPr>
+        <w:spacing w:after="0" w:line="240" w:lineRule="auto"/>
+        <w:rPr>
+          <w:b/>
+          <w:bCs/>
+        </w:rPr>
+      </w:pPr>
+      <w:r>
+        <w:rPr>
+          <w:b/>
+          <w:bCs/>
+        </w:rPr>
+        <w:t>Китайская кампания тоже учтена не полностью</w:t>
+      </w:r>
+    </w:p>
+    <w:p>
+      <w:pPr>
+        <w:spacing w:after="0" w:line="240" w:lineRule="auto"/>
+      </w:pPr>
+      <w:r>
+        <w:t xml:space="preserve">Цифра </w:t>
+      </w:r>
+      <w:r>
+        <w:rPr>
+          <w:b/>
+          <w:bCs/>
+        </w:rPr>
+        <w:t>351</w:t>
+      </w:r>
+      <w:r>
+        <w:t xml:space="preserve"> — это лишь сумма неперекрывающихся категорий, в которых число погибших названо прямо. В неё не входят:</w:t>
+      </w:r>
+    </w:p>
+    <w:p>
+      <w:pPr>
+        <w:numPr>
+          <w:ilvl w:val="0"/>
+          <w:numId w:val="2"/>
+        </w:numPr>
+        <w:spacing w:after="0" w:line="240" w:lineRule="auto"/>
+      </w:pPr>
+      <w:r>
+        <w:t xml:space="preserve">неизвестная доля убитых среди примерно 180 убитых и раненых при взятии Тяньцзина; </w:t>
+      </w:r>
+    </w:p>
+    <w:p>
+      <w:pPr>
+        <w:numPr>
+          <w:ilvl w:val="0"/>
+          <w:numId w:val="2"/>
+        </w:numPr>
+        <w:spacing w:after="0" w:line="240" w:lineRule="auto"/>
+      </w:pPr>
+      <w:r>
+        <w:t xml:space="preserve">часть пропавших без вести; </w:t>
+      </w:r>
+    </w:p>
+    <w:p>
+      <w:pPr>
+        <w:numPr>
+          <w:ilvl w:val="0"/>
+          <w:numId w:val="2"/>
+        </w:numPr>
+        <w:spacing w:after="0" w:line="240" w:lineRule="auto"/>
+      </w:pPr>
+      <w:r>
+        <w:t xml:space="preserve">большинство умерших позднее от ран и болезней; </w:t>
+      </w:r>
+    </w:p>
+    <w:p>
+      <w:pPr>
+        <w:numPr>
+          <w:ilvl w:val="0"/>
+          <w:numId w:val="2"/>
+        </w:numPr>
+        <w:spacing w:after="0" w:line="240" w:lineRule="auto"/>
+      </w:pPr>
+      <w:r>
+        <w:t xml:space="preserve">не полностью учтённые потери железнодорожных отрядов и небольших гарнизонов; </w:t>
+      </w:r>
+    </w:p>
+    <w:p>
+      <w:pPr>
+        <w:numPr>
+          <w:ilvl w:val="0"/>
+          <w:numId w:val="2"/>
+        </w:numPr>
+        <w:spacing w:after="0" w:line="240" w:lineRule="auto"/>
+      </w:pPr>
+      <w:r>
+        <w:t xml:space="preserve">недостаточно документированные потери 1901 года. </w:t>
+      </w:r>
+    </w:p>
+    <w:p>
+      <w:pPr>
+        <w:spacing w:after="0" w:line="240" w:lineRule="auto"/>
+      </w:pPr>
+      <w:r>
+        <w:t xml:space="preserve">Одна современная сводка даёт для русских военнослужащих </w:t>
+      </w:r>
+      <w:r>
+        <w:rPr>
+          <w:b/>
+          <w:bCs/>
+        </w:rPr>
+        <w:t>и гражданских вместе</w:t>
+      </w:r>
+      <w:r>
+        <w:t xml:space="preserve"> не менее 516 погибших и пропавших без вести в Китае, подчёркивая неполноту учёта; использовать 516 как чисто военную цифру нельзя. </w:t>
+      </w:r>
+    </w:p>
+    <w:p>
+      <w:pPr>
+        <w:spacing w:after="0" w:line="240" w:lineRule="auto"/>
+      </w:pPr>
+      <w:r>
+        <w:t>Поэтому для демографической реконструкции я бы использовал:</w:t>
+      </w:r>
+    </w:p>
+    <w:p>
+      <w:pPr>
+        <w:numPr>
+          <w:ilvl w:val="0"/>
+          <w:numId w:val="3"/>
+        </w:numPr>
+        <w:spacing w:after="0" w:line="240" w:lineRule="auto"/>
+      </w:pPr>
+      <w:r>
+        <w:rPr>
+          <w:b/>
+          <w:bCs/>
+        </w:rPr>
+        <w:t>нижнюю оценку: около 425 смертей</w:t>
+      </w:r>
+      <w:r>
+        <w:t xml:space="preserve">; </w:t>
+      </w:r>
+    </w:p>
+    <w:p>
+      <w:pPr>
+        <w:numPr>
+          <w:ilvl w:val="0"/>
+          <w:numId w:val="3"/>
+        </w:numPr>
+        <w:spacing w:after="0" w:line="240" w:lineRule="auto"/>
+      </w:pPr>
+      <w:r>
+        <w:rPr>
+          <w:b/>
+          <w:bCs/>
+        </w:rPr>
+        <w:t>рабочую оценку: около 600 смертей</w:t>
+      </w:r>
+      <w:r>
+        <w:t xml:space="preserve">; </w:t>
+      </w:r>
+    </w:p>
+    <w:p>
+      <w:pPr>
+        <w:numPr>
+          <w:ilvl w:val="0"/>
+          <w:numId w:val="3"/>
+        </w:numPr>
+        <w:spacing w:after="0" w:line="240" w:lineRule="auto"/>
+      </w:pPr>
+      <w:r>
+        <w:rPr>
+          <w:b/>
+          <w:bCs/>
+        </w:rPr>
+        <w:t>правдоподобный интервал: 500–750</w:t>
+      </w:r>
+      <w:r>
+        <w:t xml:space="preserve">. </w:t>
+      </w:r>
+    </w:p>
+    <w:p>
+      <w:pPr>
+        <w:spacing w:after="0" w:line="240" w:lineRule="auto"/>
+      </w:pPr>
+      <w:r>
+        <w:t>Это ничтожная величина относительно населения империи и даже в 1900–1901 годах практически не повлияет на общегосударственный демографический баланс.</w:t>
+      </w:r>
+    </w:p>
+    <w:p>
+      <w:pPr>
+        <w:spacing w:after="0" w:line="240" w:lineRule="auto"/>
+      </w:pPr>
     </w:p>
     <w:sectPr>
       <w:pgSz w:w="12240" w:h="15840"/>
@@ -2043,6 +3479,9 @@
         <w:t xml:space="preserve">. </w:t>
       </w:r>
       <w:r>
+        <w:rPr>
+          <w:lang w:val="ru-RU"/>
+        </w:rPr>
         <w:t>С.-Петербург, 1906</w:t>
       </w:r>
       <w:r>
@@ -2071,13 +3510,7 @@
         <w:rPr>
           <w:lang w:val="ru-RU"/>
         </w:rPr>
-        <w:t xml:space="preserve"> </w:t>
-      </w:r>
-      <w:r>
-        <w:rPr>
-          <w:lang w:val="ru-RU"/>
-        </w:rPr>
-        <w:t xml:space="preserve">Я. Ф. Ставровский, В. В. Алексеев. «Переселение в Сибирь». Вып. </w:t>
+        <w:t xml:space="preserve"> Я. Ф. Ставровский, В. В. Алексеев. «Переселение в Сибирь». Вып. </w:t>
       </w:r>
       <w:r>
         <w:t>XVIII</w:t>
@@ -2089,6 +3522,9 @@
         <w:t xml:space="preserve">. </w:t>
       </w:r>
       <w:r>
+        <w:rPr>
+          <w:lang w:val="ru-RU"/>
+        </w:rPr>
         <w:t>С.-Петербург, 1906</w:t>
       </w:r>
       <w:r>
@@ -2117,13 +3553,7 @@
         <w:rPr>
           <w:lang w:val="ru-RU"/>
         </w:rPr>
-        <w:t xml:space="preserve"> </w:t>
-      </w:r>
-      <w:r>
-        <w:rPr>
-          <w:lang w:val="ru-RU"/>
-        </w:rPr>
-        <w:t>Комитет Сибирской Железной Дороги, "Колонизация Сибири в связи с общим переселенческим вопросом</w:t>
+        <w:t xml:space="preserve"> Комитет Сибирской Железной Дороги, "Колонизация Сибири в связи с общим переселенческим вопросом</w:t>
       </w:r>
       <w:r>
         <w:rPr>
@@ -2157,13 +3587,7 @@
         <w:rPr>
           <w:lang w:val="ru-RU"/>
         </w:rPr>
-        <w:t xml:space="preserve"> </w:t>
-      </w:r>
-      <w:r>
-        <w:rPr>
-          <w:lang w:val="ru-RU"/>
-        </w:rPr>
-        <w:t xml:space="preserve">См. сводку в файле </w:t>
+        <w:t xml:space="preserve"> См. сводку в файле </w:t>
       </w:r>
       <w:r>
         <w:t>RTSS</w:t>
@@ -2218,16 +3642,28 @@
         <w:footnoteRef/>
       </w:r>
       <w:r>
+        <w:rPr>
+          <w:lang w:val="ru-RU"/>
+        </w:rPr>
+        <w:t xml:space="preserve"> Вывод модуля </w:t>
+      </w:r>
+      <w:r>
+        <w:t>RTSS</w:t>
+      </w:r>
+      <w:r>
+        <w:rPr>
+          <w:lang w:val="ru-RU"/>
+        </w:rPr>
         <w:t xml:space="preserve"> </w:t>
       </w:r>
       <w:r>
-        <w:t xml:space="preserve">Вывод модуля </w:t>
-      </w:r>
-      <w:r>
-        <w:t xml:space="preserve">RTSS </w:t>
-      </w:r>
-      <w:r>
-        <w:t>InnerMigrationShowSum.</w:t>
+        <w:t>InnerMigrationShowSum</w:t>
+      </w:r>
+      <w:r>
+        <w:rPr>
+          <w:lang w:val="ru-RU"/>
+        </w:rPr>
+        <w:t>.</w:t>
       </w:r>
     </w:p>
   </w:footnote>
@@ -2296,6 +3732,467 @@
     </w:p>
   </w:footnote>
 </w:footnotes>
+</file>
+
+<file path=word/numbering.xml><?xml version="1.0" encoding="utf-8"?>
+<w:numbering xmlns:wpc="http://schemas.microsoft.com/office/word/2010/wordprocessingCanvas" xmlns:cx="http://schemas.microsoft.com/office/drawing/2014/chartex" xmlns:cx1="http://schemas.microsoft.com/office/drawing/2015/9/8/chartex" xmlns:cx2="http://schemas.microsoft.com/office/drawing/2015/10/21/chartex" xmlns:cx3="http://schemas.microsoft.com/office/drawing/2016/5/9/chartex" xmlns:cx4="http://schemas.microsoft.com/office/drawing/2016/5/10/chartex" xmlns:cx5="http://schemas.microsoft.com/office/drawing/2016/5/11/chartex" xmlns:cx6="http://schemas.microsoft.com/office/drawing/2016/5/12/chartex" xmlns:cx7="http://schemas.microsoft.com/office/drawing/2016/5/13/chartex" xmlns:cx8="http://schemas.microsoft.com/office/drawing/2016/5/14/chartex" xmlns:mc="http://schemas.openxmlformats.org/markup-compatibility/2006" xmlns:aink="http://schemas.microsoft.com/office/drawing/2016/ink" xmlns:am3d="http://schemas.microsoft.com/office/drawing/2017/model3d" xmlns:o="urn:schemas-microsoft-com:office:office" xmlns:oel="http://schemas.microsoft.com/office/2019/extlst" xmlns:r="http://schemas.openxmlformats.org/officeDocument/2006/relationships" xmlns:m="http://schemas.openxmlformats.org/officeDocument/2006/math" xmlns:v="urn:schemas-microsoft-com:vml" xmlns:wp14="http://schemas.microsoft.com/office/word/2010/wordprocessingDrawing" xmlns:wp="http://schemas.openxmlformats.org/drawingml/2006/wordprocessingDrawing" xmlns:w10="urn:schemas-microsoft-com:office:word" xmlns:w="http://schemas.openxmlformats.org/wordprocessingml/2006/main" xmlns:w14="http://schemas.microsoft.com/office/word/2010/wordml" xmlns:w15="http://schemas.microsoft.com/office/word/2012/wordml" xmlns:w16cex="http://schemas.microsoft.com/office/word/2018/wordml/cex" xmlns:w16cid="http://schemas.microsoft.com/office/word/2016/wordml/cid" xmlns:w16="http://schemas.microsoft.com/office/word/2018/wordml" xmlns:w16du="http://schemas.microsoft.com/office/word/2023/wordml/word16du" xmlns:w16sdtdh="http://schemas.microsoft.com/office/word/2020/wordml/sdtdatahash" xmlns:w16sdtfl="http://schemas.microsoft.com/office/word/2024/wordml/sdtformatlock" xmlns:w16se="http://schemas.microsoft.com/office/word/2015/wordml/symex" xmlns:wpg="http://schemas.microsoft.com/office/word/2010/wordprocessingGroup" xmlns:wpi="http://schemas.microsoft.com/office/word/2010/wordprocessingInk" xmlns:wne="http://schemas.microsoft.com/office/word/2006/wordml" xmlns:wps="http://schemas.microsoft.com/office/word/2010/wordprocessingShape" mc:Ignorable="w14 w15 w16se w16cid w16 w16cex w16sdtdh w16sdtfl w16du wp14">
+  <w:abstractNum w:abstractNumId="0" w15:restartNumberingAfterBreak="0">
+    <w:nsid w:val="01537B15"/>
+    <w:multiLevelType w:val="multilevel"/>
+    <w:tmpl w:val="5860E996"/>
+    <w:lvl w:ilvl="0">
+      <w:start w:val="1"/>
+      <w:numFmt w:val="bullet"/>
+      <w:lvlText w:val=""/>
+      <w:lvlJc w:val="left"/>
+      <w:pPr>
+        <w:tabs>
+          <w:tab w:val="num" w:pos="720"/>
+        </w:tabs>
+        <w:ind w:left="720" w:hanging="360"/>
+      </w:pPr>
+      <w:rPr>
+        <w:rFonts w:ascii="Symbol" w:hAnsi="Symbol" w:hint="default"/>
+        <w:sz w:val="20"/>
+      </w:rPr>
+    </w:lvl>
+    <w:lvl w:ilvl="1" w:tentative="1">
+      <w:start w:val="1"/>
+      <w:numFmt w:val="bullet"/>
+      <w:lvlText w:val="o"/>
+      <w:lvlJc w:val="left"/>
+      <w:pPr>
+        <w:tabs>
+          <w:tab w:val="num" w:pos="1440"/>
+        </w:tabs>
+        <w:ind w:left="1440" w:hanging="360"/>
+      </w:pPr>
+      <w:rPr>
+        <w:rFonts w:ascii="Courier New" w:hAnsi="Courier New" w:hint="default"/>
+        <w:sz w:val="20"/>
+      </w:rPr>
+    </w:lvl>
+    <w:lvl w:ilvl="2" w:tentative="1">
+      <w:start w:val="1"/>
+      <w:numFmt w:val="bullet"/>
+      <w:lvlText w:val=""/>
+      <w:lvlJc w:val="left"/>
+      <w:pPr>
+        <w:tabs>
+          <w:tab w:val="num" w:pos="2160"/>
+        </w:tabs>
+        <w:ind w:left="2160" w:hanging="360"/>
+      </w:pPr>
+      <w:rPr>
+        <w:rFonts w:ascii="Wingdings" w:hAnsi="Wingdings" w:hint="default"/>
+        <w:sz w:val="20"/>
+      </w:rPr>
+    </w:lvl>
+    <w:lvl w:ilvl="3" w:tentative="1">
+      <w:start w:val="1"/>
+      <w:numFmt w:val="bullet"/>
+      <w:lvlText w:val=""/>
+      <w:lvlJc w:val="left"/>
+      <w:pPr>
+        <w:tabs>
+          <w:tab w:val="num" w:pos="2880"/>
+        </w:tabs>
+        <w:ind w:left="2880" w:hanging="360"/>
+      </w:pPr>
+      <w:rPr>
+        <w:rFonts w:ascii="Wingdings" w:hAnsi="Wingdings" w:hint="default"/>
+        <w:sz w:val="20"/>
+      </w:rPr>
+    </w:lvl>
+    <w:lvl w:ilvl="4" w:tentative="1">
+      <w:start w:val="1"/>
+      <w:numFmt w:val="bullet"/>
+      <w:lvlText w:val=""/>
+      <w:lvlJc w:val="left"/>
+      <w:pPr>
+        <w:tabs>
+          <w:tab w:val="num" w:pos="3600"/>
+        </w:tabs>
+        <w:ind w:left="3600" w:hanging="360"/>
+      </w:pPr>
+      <w:rPr>
+        <w:rFonts w:ascii="Wingdings" w:hAnsi="Wingdings" w:hint="default"/>
+        <w:sz w:val="20"/>
+      </w:rPr>
+    </w:lvl>
+    <w:lvl w:ilvl="5" w:tentative="1">
+      <w:start w:val="1"/>
+      <w:numFmt w:val="bullet"/>
+      <w:lvlText w:val=""/>
+      <w:lvlJc w:val="left"/>
+      <w:pPr>
+        <w:tabs>
+          <w:tab w:val="num" w:pos="4320"/>
+        </w:tabs>
+        <w:ind w:left="4320" w:hanging="360"/>
+      </w:pPr>
+      <w:rPr>
+        <w:rFonts w:ascii="Wingdings" w:hAnsi="Wingdings" w:hint="default"/>
+        <w:sz w:val="20"/>
+      </w:rPr>
+    </w:lvl>
+    <w:lvl w:ilvl="6" w:tentative="1">
+      <w:start w:val="1"/>
+      <w:numFmt w:val="bullet"/>
+      <w:lvlText w:val=""/>
+      <w:lvlJc w:val="left"/>
+      <w:pPr>
+        <w:tabs>
+          <w:tab w:val="num" w:pos="5040"/>
+        </w:tabs>
+        <w:ind w:left="5040" w:hanging="360"/>
+      </w:pPr>
+      <w:rPr>
+        <w:rFonts w:ascii="Wingdings" w:hAnsi="Wingdings" w:hint="default"/>
+        <w:sz w:val="20"/>
+      </w:rPr>
+    </w:lvl>
+    <w:lvl w:ilvl="7" w:tentative="1">
+      <w:start w:val="1"/>
+      <w:numFmt w:val="bullet"/>
+      <w:lvlText w:val=""/>
+      <w:lvlJc w:val="left"/>
+      <w:pPr>
+        <w:tabs>
+          <w:tab w:val="num" w:pos="5760"/>
+        </w:tabs>
+        <w:ind w:left="5760" w:hanging="360"/>
+      </w:pPr>
+      <w:rPr>
+        <w:rFonts w:ascii="Wingdings" w:hAnsi="Wingdings" w:hint="default"/>
+        <w:sz w:val="20"/>
+      </w:rPr>
+    </w:lvl>
+    <w:lvl w:ilvl="8" w:tentative="1">
+      <w:start w:val="1"/>
+      <w:numFmt w:val="bullet"/>
+      <w:lvlText w:val=""/>
+      <w:lvlJc w:val="left"/>
+      <w:pPr>
+        <w:tabs>
+          <w:tab w:val="num" w:pos="6480"/>
+        </w:tabs>
+        <w:ind w:left="6480" w:hanging="360"/>
+      </w:pPr>
+      <w:rPr>
+        <w:rFonts w:ascii="Wingdings" w:hAnsi="Wingdings" w:hint="default"/>
+        <w:sz w:val="20"/>
+      </w:rPr>
+    </w:lvl>
+  </w:abstractNum>
+  <w:abstractNum w:abstractNumId="1" w15:restartNumberingAfterBreak="0">
+    <w:nsid w:val="3D756ABA"/>
+    <w:multiLevelType w:val="multilevel"/>
+    <w:tmpl w:val="7A0A51F4"/>
+    <w:lvl w:ilvl="0">
+      <w:start w:val="1"/>
+      <w:numFmt w:val="bullet"/>
+      <w:lvlText w:val=""/>
+      <w:lvlJc w:val="left"/>
+      <w:pPr>
+        <w:tabs>
+          <w:tab w:val="num" w:pos="720"/>
+        </w:tabs>
+        <w:ind w:left="720" w:hanging="360"/>
+      </w:pPr>
+      <w:rPr>
+        <w:rFonts w:ascii="Symbol" w:hAnsi="Symbol" w:hint="default"/>
+        <w:sz w:val="20"/>
+      </w:rPr>
+    </w:lvl>
+    <w:lvl w:ilvl="1" w:tentative="1">
+      <w:start w:val="1"/>
+      <w:numFmt w:val="bullet"/>
+      <w:lvlText w:val="o"/>
+      <w:lvlJc w:val="left"/>
+      <w:pPr>
+        <w:tabs>
+          <w:tab w:val="num" w:pos="1440"/>
+        </w:tabs>
+        <w:ind w:left="1440" w:hanging="360"/>
+      </w:pPr>
+      <w:rPr>
+        <w:rFonts w:ascii="Courier New" w:hAnsi="Courier New" w:hint="default"/>
+        <w:sz w:val="20"/>
+      </w:rPr>
+    </w:lvl>
+    <w:lvl w:ilvl="2" w:tentative="1">
+      <w:start w:val="1"/>
+      <w:numFmt w:val="bullet"/>
+      <w:lvlText w:val=""/>
+      <w:lvlJc w:val="left"/>
+      <w:pPr>
+        <w:tabs>
+          <w:tab w:val="num" w:pos="2160"/>
+        </w:tabs>
+        <w:ind w:left="2160" w:hanging="360"/>
+      </w:pPr>
+      <w:rPr>
+        <w:rFonts w:ascii="Wingdings" w:hAnsi="Wingdings" w:hint="default"/>
+        <w:sz w:val="20"/>
+      </w:rPr>
+    </w:lvl>
+    <w:lvl w:ilvl="3" w:tentative="1">
+      <w:start w:val="1"/>
+      <w:numFmt w:val="bullet"/>
+      <w:lvlText w:val=""/>
+      <w:lvlJc w:val="left"/>
+      <w:pPr>
+        <w:tabs>
+          <w:tab w:val="num" w:pos="2880"/>
+        </w:tabs>
+        <w:ind w:left="2880" w:hanging="360"/>
+      </w:pPr>
+      <w:rPr>
+        <w:rFonts w:ascii="Wingdings" w:hAnsi="Wingdings" w:hint="default"/>
+        <w:sz w:val="20"/>
+      </w:rPr>
+    </w:lvl>
+    <w:lvl w:ilvl="4" w:tentative="1">
+      <w:start w:val="1"/>
+      <w:numFmt w:val="bullet"/>
+      <w:lvlText w:val=""/>
+      <w:lvlJc w:val="left"/>
+      <w:pPr>
+        <w:tabs>
+          <w:tab w:val="num" w:pos="3600"/>
+        </w:tabs>
+        <w:ind w:left="3600" w:hanging="360"/>
+      </w:pPr>
+      <w:rPr>
+        <w:rFonts w:ascii="Wingdings" w:hAnsi="Wingdings" w:hint="default"/>
+        <w:sz w:val="20"/>
+      </w:rPr>
+    </w:lvl>
+    <w:lvl w:ilvl="5" w:tentative="1">
+      <w:start w:val="1"/>
+      <w:numFmt w:val="bullet"/>
+      <w:lvlText w:val=""/>
+      <w:lvlJc w:val="left"/>
+      <w:pPr>
+        <w:tabs>
+          <w:tab w:val="num" w:pos="4320"/>
+        </w:tabs>
+        <w:ind w:left="4320" w:hanging="360"/>
+      </w:pPr>
+      <w:rPr>
+        <w:rFonts w:ascii="Wingdings" w:hAnsi="Wingdings" w:hint="default"/>
+        <w:sz w:val="20"/>
+      </w:rPr>
+    </w:lvl>
+    <w:lvl w:ilvl="6" w:tentative="1">
+      <w:start w:val="1"/>
+      <w:numFmt w:val="bullet"/>
+      <w:lvlText w:val=""/>
+      <w:lvlJc w:val="left"/>
+      <w:pPr>
+        <w:tabs>
+          <w:tab w:val="num" w:pos="5040"/>
+        </w:tabs>
+        <w:ind w:left="5040" w:hanging="360"/>
+      </w:pPr>
+      <w:rPr>
+        <w:rFonts w:ascii="Wingdings" w:hAnsi="Wingdings" w:hint="default"/>
+        <w:sz w:val="20"/>
+      </w:rPr>
+    </w:lvl>
+    <w:lvl w:ilvl="7" w:tentative="1">
+      <w:start w:val="1"/>
+      <w:numFmt w:val="bullet"/>
+      <w:lvlText w:val=""/>
+      <w:lvlJc w:val="left"/>
+      <w:pPr>
+        <w:tabs>
+          <w:tab w:val="num" w:pos="5760"/>
+        </w:tabs>
+        <w:ind w:left="5760" w:hanging="360"/>
+      </w:pPr>
+      <w:rPr>
+        <w:rFonts w:ascii="Wingdings" w:hAnsi="Wingdings" w:hint="default"/>
+        <w:sz w:val="20"/>
+      </w:rPr>
+    </w:lvl>
+    <w:lvl w:ilvl="8" w:tentative="1">
+      <w:start w:val="1"/>
+      <w:numFmt w:val="bullet"/>
+      <w:lvlText w:val=""/>
+      <w:lvlJc w:val="left"/>
+      <w:pPr>
+        <w:tabs>
+          <w:tab w:val="num" w:pos="6480"/>
+        </w:tabs>
+        <w:ind w:left="6480" w:hanging="360"/>
+      </w:pPr>
+      <w:rPr>
+        <w:rFonts w:ascii="Wingdings" w:hAnsi="Wingdings" w:hint="default"/>
+        <w:sz w:val="20"/>
+      </w:rPr>
+    </w:lvl>
+  </w:abstractNum>
+  <w:abstractNum w:abstractNumId="2" w15:restartNumberingAfterBreak="0">
+    <w:nsid w:val="4EF0142B"/>
+    <w:multiLevelType w:val="multilevel"/>
+    <w:tmpl w:val="CA7A54F6"/>
+    <w:lvl w:ilvl="0">
+      <w:start w:val="1"/>
+      <w:numFmt w:val="bullet"/>
+      <w:lvlText w:val=""/>
+      <w:lvlJc w:val="left"/>
+      <w:pPr>
+        <w:tabs>
+          <w:tab w:val="num" w:pos="720"/>
+        </w:tabs>
+        <w:ind w:left="720" w:hanging="360"/>
+      </w:pPr>
+      <w:rPr>
+        <w:rFonts w:ascii="Symbol" w:hAnsi="Symbol" w:hint="default"/>
+        <w:sz w:val="20"/>
+      </w:rPr>
+    </w:lvl>
+    <w:lvl w:ilvl="1" w:tentative="1">
+      <w:start w:val="1"/>
+      <w:numFmt w:val="bullet"/>
+      <w:lvlText w:val="o"/>
+      <w:lvlJc w:val="left"/>
+      <w:pPr>
+        <w:tabs>
+          <w:tab w:val="num" w:pos="1440"/>
+        </w:tabs>
+        <w:ind w:left="1440" w:hanging="360"/>
+      </w:pPr>
+      <w:rPr>
+        <w:rFonts w:ascii="Courier New" w:hAnsi="Courier New" w:hint="default"/>
+        <w:sz w:val="20"/>
+      </w:rPr>
+    </w:lvl>
+    <w:lvl w:ilvl="2" w:tentative="1">
+      <w:start w:val="1"/>
+      <w:numFmt w:val="bullet"/>
+      <w:lvlText w:val=""/>
+      <w:lvlJc w:val="left"/>
+      <w:pPr>
+        <w:tabs>
+          <w:tab w:val="num" w:pos="2160"/>
+        </w:tabs>
+        <w:ind w:left="2160" w:hanging="360"/>
+      </w:pPr>
+      <w:rPr>
+        <w:rFonts w:ascii="Wingdings" w:hAnsi="Wingdings" w:hint="default"/>
+        <w:sz w:val="20"/>
+      </w:rPr>
+    </w:lvl>
+    <w:lvl w:ilvl="3" w:tentative="1">
+      <w:start w:val="1"/>
+      <w:numFmt w:val="bullet"/>
+      <w:lvlText w:val=""/>
+      <w:lvlJc w:val="left"/>
+      <w:pPr>
+        <w:tabs>
+          <w:tab w:val="num" w:pos="2880"/>
+        </w:tabs>
+        <w:ind w:left="2880" w:hanging="360"/>
+      </w:pPr>
+      <w:rPr>
+        <w:rFonts w:ascii="Wingdings" w:hAnsi="Wingdings" w:hint="default"/>
+        <w:sz w:val="20"/>
+      </w:rPr>
+    </w:lvl>
+    <w:lvl w:ilvl="4" w:tentative="1">
+      <w:start w:val="1"/>
+      <w:numFmt w:val="bullet"/>
+      <w:lvlText w:val=""/>
+      <w:lvlJc w:val="left"/>
+      <w:pPr>
+        <w:tabs>
+          <w:tab w:val="num" w:pos="3600"/>
+        </w:tabs>
+        <w:ind w:left="3600" w:hanging="360"/>
+      </w:pPr>
+      <w:rPr>
+        <w:rFonts w:ascii="Wingdings" w:hAnsi="Wingdings" w:hint="default"/>
+        <w:sz w:val="20"/>
+      </w:rPr>
+    </w:lvl>
+    <w:lvl w:ilvl="5" w:tentative="1">
+      <w:start w:val="1"/>
+      <w:numFmt w:val="bullet"/>
+      <w:lvlText w:val=""/>
+      <w:lvlJc w:val="left"/>
+      <w:pPr>
+        <w:tabs>
+          <w:tab w:val="num" w:pos="4320"/>
+        </w:tabs>
+        <w:ind w:left="4320" w:hanging="360"/>
+      </w:pPr>
+      <w:rPr>
+        <w:rFonts w:ascii="Wingdings" w:hAnsi="Wingdings" w:hint="default"/>
+        <w:sz w:val="20"/>
+      </w:rPr>
+    </w:lvl>
+    <w:lvl w:ilvl="6" w:tentative="1">
+      <w:start w:val="1"/>
+      <w:numFmt w:val="bullet"/>
+      <w:lvlText w:val=""/>
+      <w:lvlJc w:val="left"/>
+      <w:pPr>
+        <w:tabs>
+          <w:tab w:val="num" w:pos="5040"/>
+        </w:tabs>
+        <w:ind w:left="5040" w:hanging="360"/>
+      </w:pPr>
+      <w:rPr>
+        <w:rFonts w:ascii="Wingdings" w:hAnsi="Wingdings" w:hint="default"/>
+        <w:sz w:val="20"/>
+      </w:rPr>
+    </w:lvl>
+    <w:lvl w:ilvl="7" w:tentative="1">
+      <w:start w:val="1"/>
+      <w:numFmt w:val="bullet"/>
+      <w:lvlText w:val=""/>
+      <w:lvlJc w:val="left"/>
+      <w:pPr>
+        <w:tabs>
+          <w:tab w:val="num" w:pos="5760"/>
+        </w:tabs>
+        <w:ind w:left="5760" w:hanging="360"/>
+      </w:pPr>
+      <w:rPr>
+        <w:rFonts w:ascii="Wingdings" w:hAnsi="Wingdings" w:hint="default"/>
+        <w:sz w:val="20"/>
+      </w:rPr>
+    </w:lvl>
+    <w:lvl w:ilvl="8" w:tentative="1">
+      <w:start w:val="1"/>
+      <w:numFmt w:val="bullet"/>
+      <w:lvlText w:val=""/>
+      <w:lvlJc w:val="left"/>
+      <w:pPr>
+        <w:tabs>
+          <w:tab w:val="num" w:pos="6480"/>
+        </w:tabs>
+        <w:ind w:left="6480" w:hanging="360"/>
+      </w:pPr>
+      <w:rPr>
+        <w:rFonts w:ascii="Wingdings" w:hAnsi="Wingdings" w:hint="default"/>
+        <w:sz w:val="20"/>
+      </w:rPr>
+    </w:lvl>
+  </w:abstractNum>
+  <w:num w:numId="1" w16cid:durableId="1995135869">
+    <w:abstractNumId w:val="2"/>
+  </w:num>
+  <w:num w:numId="2" w16cid:durableId="1761870522">
+    <w:abstractNumId w:val="0"/>
+  </w:num>
+  <w:num w:numId="3" w16cid:durableId="1196236678">
+    <w:abstractNumId w:val="1"/>
+  </w:num>
+</w:numbering>
 </file>
 
 <file path=word/styles.xml><?xml version="1.0" encoding="utf-8"?>
@@ -3272,6 +5169,29 @@
       </w:tblBorders>
     </w:tblPr>
   </w:style>
+  <w:style w:type="character" w:styleId="Hyperlink">
+    <w:name w:val="Hyperlink"/>
+    <w:basedOn w:val="DefaultParagraphFont"/>
+    <w:uiPriority w:val="99"/>
+    <w:unhideWhenUsed/>
+    <w:rsid w:val="004A4094"/>
+    <w:rPr>
+      <w:color w:val="467886" w:themeColor="hyperlink"/>
+      <w:u w:val="single"/>
+    </w:rPr>
+  </w:style>
+  <w:style w:type="character" w:styleId="UnresolvedMention">
+    <w:name w:val="Unresolved Mention"/>
+    <w:basedOn w:val="DefaultParagraphFont"/>
+    <w:uiPriority w:val="99"/>
+    <w:semiHidden/>
+    <w:unhideWhenUsed/>
+    <w:rsid w:val="004A4094"/>
+    <w:rPr>
+      <w:color w:val="605E5C"/>
+      <w:shd w:val="clear" w:color="auto" w:fill="E1DFDD"/>
+    </w:rPr>
+  </w:style>
 </w:styles>
 </file>
 
